--- a/Task/task1.docx
+++ b/Task/task1.docx
@@ -259,15 +259,7 @@
       </w:r>
       <w:proofErr w:type="spellEnd"/>
       <w:r>
-        <w:t xml:space="preserve"> </w:t>
-      </w:r>
-      <w:proofErr w:type="gramStart"/>
-      <w:r>
-        <w:t>VARCHAR(</w:t>
-      </w:r>
-      <w:proofErr w:type="gramEnd"/>
-      <w:r>
-        <w:t>50)</w:t>
+        <w:t xml:space="preserve"> VARCHAR(50)</w:t>
       </w:r>
     </w:p>
     <w:p>
@@ -334,28 +326,12 @@
       </w:r>
       <w:proofErr w:type="spellEnd"/>
       <w:r>
-        <w:t xml:space="preserve"> </w:t>
-      </w:r>
-      <w:proofErr w:type="gramStart"/>
-      <w:r>
-        <w:t>VARCHAR(</w:t>
-      </w:r>
-      <w:proofErr w:type="gramEnd"/>
-      <w:r>
-        <w:t>50),</w:t>
-      </w:r>
-    </w:p>
-    <w:p>
-      <w:r>
-        <w:t xml:space="preserve">    Salary </w:t>
-      </w:r>
-      <w:proofErr w:type="gramStart"/>
-      <w:r>
-        <w:t>DECIMAL(</w:t>
-      </w:r>
-      <w:proofErr w:type="gramEnd"/>
-      <w:r>
-        <w:t>10,2),</w:t>
+        <w:t xml:space="preserve"> VARCHAR(50),</w:t>
+      </w:r>
+    </w:p>
+    <w:p>
+      <w:r>
+        <w:t xml:space="preserve">    Salary DECIMAL(10,2),</w:t>
       </w:r>
     </w:p>
     <w:p>
@@ -373,15 +349,7 @@
     </w:p>
     <w:p>
       <w:r>
-        <w:t xml:space="preserve">    City </w:t>
-      </w:r>
-      <w:proofErr w:type="gramStart"/>
-      <w:r>
-        <w:t>VARCHAR(</w:t>
-      </w:r>
-      <w:proofErr w:type="gramEnd"/>
-      <w:r>
-        <w:t>50),</w:t>
+        <w:t xml:space="preserve">    City VARCHAR(50),</w:t>
       </w:r>
     </w:p>
     <w:p>
@@ -407,14 +375,9 @@
       </w:r>
       <w:proofErr w:type="spellEnd"/>
       <w:r>
-        <w:t xml:space="preserve">) REFERENCES </w:t>
-      </w:r>
-      <w:proofErr w:type="gramStart"/>
-      <w:r>
-        <w:t>Department(</w:t>
-      </w:r>
-      <w:proofErr w:type="spellStart"/>
-      <w:proofErr w:type="gramEnd"/>
+        <w:t>) REFERENCES Department(</w:t>
+      </w:r>
+      <w:proofErr w:type="spellStart"/>
       <w:r>
         <w:t>Dept_ID</w:t>
       </w:r>
@@ -522,15 +485,7 @@
       </w:r>
       <w:proofErr w:type="spellStart"/>
       <w:r>
-        <w:t>emp_</w:t>
-      </w:r>
-      <w:proofErr w:type="gramStart"/>
-      <w:r>
-        <w:t>id,emp</w:t>
-      </w:r>
-      <w:proofErr w:type="gramEnd"/>
-      <w:r>
-        <w:t>_name,salary</w:t>
+        <w:t>emp_id,emp_name,salary</w:t>
       </w:r>
       <w:proofErr w:type="spellEnd"/>
     </w:p>
@@ -554,6 +509,54 @@
         <w:t>limit 5;</w:t>
       </w:r>
     </w:p>
+    <w:p>
+      <w:r>
+        <w:rPr>
+          <w:noProof/>
+        </w:rPr>
+        <w:drawing>
+          <wp:inline distT="0" distB="0" distL="0" distR="0" wp14:anchorId="10A150BD" wp14:editId="17A30C2C">
+            <wp:extent cx="3533775" cy="1381125"/>
+            <wp:effectExtent l="0" t="0" r="9525" b="9525"/>
+            <wp:docPr id="2" name="Picture 2"/>
+            <wp:cNvGraphicFramePr>
+              <a:graphicFrameLocks xmlns:a="http://schemas.openxmlformats.org/drawingml/2006/main" noChangeAspect="1"/>
+            </wp:cNvGraphicFramePr>
+            <a:graphic xmlns:a="http://schemas.openxmlformats.org/drawingml/2006/main">
+              <a:graphicData uri="http://schemas.openxmlformats.org/drawingml/2006/picture">
+                <pic:pic xmlns:pic="http://schemas.openxmlformats.org/drawingml/2006/picture">
+                  <pic:nvPicPr>
+                    <pic:cNvPr id="2" name="Picture 2"/>
+                    <pic:cNvPicPr/>
+                  </pic:nvPicPr>
+                  <pic:blipFill>
+                    <a:blip r:embed="rId4">
+                      <a:extLst>
+                        <a:ext uri="{28A0092B-C50C-407E-A947-70E740481C1C}">
+                          <a14:useLocalDpi xmlns:a14="http://schemas.microsoft.com/office/drawing/2010/main" val="0"/>
+                        </a:ext>
+                      </a:extLst>
+                    </a:blip>
+                    <a:stretch>
+                      <a:fillRect/>
+                    </a:stretch>
+                  </pic:blipFill>
+                  <pic:spPr>
+                    <a:xfrm>
+                      <a:off x="0" y="0"/>
+                      <a:ext cx="3534276" cy="1381321"/>
+                    </a:xfrm>
+                    <a:prstGeom prst="rect">
+                      <a:avLst/>
+                    </a:prstGeom>
+                  </pic:spPr>
+                </pic:pic>
+              </a:graphicData>
+            </a:graphic>
+          </wp:inline>
+        </w:drawing>
+      </w:r>
+    </w:p>
     <w:p/>
     <w:p>
       <w:r>
@@ -565,13 +568,8 @@
         <w:t xml:space="preserve">select </w:t>
       </w:r>
       <w:proofErr w:type="spellStart"/>
-      <w:proofErr w:type="gramStart"/>
-      <w:r>
-        <w:t>d.dept</w:t>
-      </w:r>
-      <w:proofErr w:type="gramEnd"/>
-      <w:r>
-        <w:t>_name,count</w:t>
+      <w:r>
+        <w:t>d.dept_name,count</w:t>
       </w:r>
       <w:proofErr w:type="spellEnd"/>
       <w:r>
@@ -599,19 +597,11 @@
     <w:p>
       <w:proofErr w:type="spellStart"/>
       <w:r>
-        <w:t xml:space="preserve">on </w:t>
-      </w:r>
-      <w:proofErr w:type="gramStart"/>
-      <w:r>
-        <w:t>e</w:t>
-      </w:r>
-      <w:proofErr w:type="spellEnd"/>
-      <w:r>
-        <w:t>.dept</w:t>
-      </w:r>
-      <w:proofErr w:type="gramEnd"/>
-      <w:r>
-        <w:t xml:space="preserve">_id = </w:t>
+        <w:t>on e</w:t>
+      </w:r>
+      <w:proofErr w:type="spellEnd"/>
+      <w:r>
+        <w:t xml:space="preserve">.dept_id = </w:t>
       </w:r>
       <w:proofErr w:type="spellStart"/>
       <w:r>
@@ -635,6 +625,55 @@
     <w:p/>
     <w:p>
       <w:r>
+        <w:rPr>
+          <w:noProof/>
+        </w:rPr>
+        <w:drawing>
+          <wp:inline distT="0" distB="0" distL="0" distR="0" wp14:anchorId="16EBC445" wp14:editId="291508F0">
+            <wp:extent cx="3562847" cy="1295581"/>
+            <wp:effectExtent l="0" t="0" r="0" b="0"/>
+            <wp:docPr id="3" name="Picture 3"/>
+            <wp:cNvGraphicFramePr>
+              <a:graphicFrameLocks xmlns:a="http://schemas.openxmlformats.org/drawingml/2006/main" noChangeAspect="1"/>
+            </wp:cNvGraphicFramePr>
+            <a:graphic xmlns:a="http://schemas.openxmlformats.org/drawingml/2006/main">
+              <a:graphicData uri="http://schemas.openxmlformats.org/drawingml/2006/picture">
+                <pic:pic xmlns:pic="http://schemas.openxmlformats.org/drawingml/2006/picture">
+                  <pic:nvPicPr>
+                    <pic:cNvPr id="3" name="Picture 3"/>
+                    <pic:cNvPicPr/>
+                  </pic:nvPicPr>
+                  <pic:blipFill>
+                    <a:blip r:embed="rId5">
+                      <a:extLst>
+                        <a:ext uri="{28A0092B-C50C-407E-A947-70E740481C1C}">
+                          <a14:useLocalDpi xmlns:a14="http://schemas.microsoft.com/office/drawing/2010/main" val="0"/>
+                        </a:ext>
+                      </a:extLst>
+                    </a:blip>
+                    <a:stretch>
+                      <a:fillRect/>
+                    </a:stretch>
+                  </pic:blipFill>
+                  <pic:spPr>
+                    <a:xfrm>
+                      <a:off x="0" y="0"/>
+                      <a:ext cx="3562847" cy="1295581"/>
+                    </a:xfrm>
+                    <a:prstGeom prst="rect">
+                      <a:avLst/>
+                    </a:prstGeom>
+                  </pic:spPr>
+                </pic:pic>
+              </a:graphicData>
+            </a:graphic>
+          </wp:inline>
+        </w:drawing>
+      </w:r>
+    </w:p>
+    <w:p/>
+    <w:p>
+      <w:r>
         <w:t xml:space="preserve">-- 3. Find Second highest salary </w:t>
       </w:r>
     </w:p>
@@ -672,6 +711,55 @@
     <w:p/>
     <w:p>
       <w:r>
+        <w:rPr>
+          <w:noProof/>
+        </w:rPr>
+        <w:drawing>
+          <wp:inline distT="0" distB="0" distL="0" distR="0" wp14:anchorId="76588EEB" wp14:editId="49C3C298">
+            <wp:extent cx="3210373" cy="666843"/>
+            <wp:effectExtent l="0" t="0" r="9525" b="0"/>
+            <wp:docPr id="4" name="Picture 4"/>
+            <wp:cNvGraphicFramePr>
+              <a:graphicFrameLocks xmlns:a="http://schemas.openxmlformats.org/drawingml/2006/main" noChangeAspect="1"/>
+            </wp:cNvGraphicFramePr>
+            <a:graphic xmlns:a="http://schemas.openxmlformats.org/drawingml/2006/main">
+              <a:graphicData uri="http://schemas.openxmlformats.org/drawingml/2006/picture">
+                <pic:pic xmlns:pic="http://schemas.openxmlformats.org/drawingml/2006/picture">
+                  <pic:nvPicPr>
+                    <pic:cNvPr id="4" name="Picture 4"/>
+                    <pic:cNvPicPr/>
+                  </pic:nvPicPr>
+                  <pic:blipFill>
+                    <a:blip r:embed="rId6">
+                      <a:extLst>
+                        <a:ext uri="{28A0092B-C50C-407E-A947-70E740481C1C}">
+                          <a14:useLocalDpi xmlns:a14="http://schemas.microsoft.com/office/drawing/2010/main" val="0"/>
+                        </a:ext>
+                      </a:extLst>
+                    </a:blip>
+                    <a:stretch>
+                      <a:fillRect/>
+                    </a:stretch>
+                  </pic:blipFill>
+                  <pic:spPr>
+                    <a:xfrm>
+                      <a:off x="0" y="0"/>
+                      <a:ext cx="3210373" cy="666843"/>
+                    </a:xfrm>
+                    <a:prstGeom prst="rect">
+                      <a:avLst/>
+                    </a:prstGeom>
+                  </pic:spPr>
+                </pic:pic>
+              </a:graphicData>
+            </a:graphic>
+          </wp:inline>
+        </w:drawing>
+      </w:r>
+    </w:p>
+    <w:p/>
+    <w:p>
+      <w:r>
         <w:t xml:space="preserve">-- 4. Employees whose salary &gt; department average salary </w:t>
       </w:r>
     </w:p>
@@ -681,14 +769,9 @@
       </w:r>
       <w:proofErr w:type="spellStart"/>
       <w:r>
-        <w:t>emp_</w:t>
-      </w:r>
-      <w:proofErr w:type="gramStart"/>
-      <w:r>
-        <w:t>name,salary</w:t>
-      </w:r>
-      <w:proofErr w:type="spellEnd"/>
-      <w:proofErr w:type="gramEnd"/>
+        <w:t>emp_name,salary</w:t>
+      </w:r>
+      <w:proofErr w:type="spellEnd"/>
       <w:r>
         <w:t xml:space="preserve"> from employee e </w:t>
       </w:r>
@@ -708,6 +791,7 @@
     </w:p>
     <w:p>
       <w:r>
+        <w:lastRenderedPageBreak/>
         <w:t xml:space="preserve">where </w:t>
       </w:r>
       <w:proofErr w:type="spellStart"/>
@@ -719,13 +803,8 @@
         <w:t xml:space="preserve"> = </w:t>
       </w:r>
       <w:proofErr w:type="spellStart"/>
-      <w:proofErr w:type="gramStart"/>
-      <w:r>
-        <w:t>e.dept</w:t>
-      </w:r>
-      <w:proofErr w:type="gramEnd"/>
-      <w:r>
-        <w:t>_id</w:t>
+      <w:r>
+        <w:t>e.dept_id</w:t>
       </w:r>
       <w:proofErr w:type="spellEnd"/>
       <w:r>
@@ -735,6 +814,55 @@
     <w:p/>
     <w:p>
       <w:r>
+        <w:rPr>
+          <w:noProof/>
+        </w:rPr>
+        <w:drawing>
+          <wp:inline distT="0" distB="0" distL="0" distR="0" wp14:anchorId="649CF0A1" wp14:editId="76C53A2C">
+            <wp:extent cx="3362794" cy="1952898"/>
+            <wp:effectExtent l="0" t="0" r="0" b="9525"/>
+            <wp:docPr id="5" name="Picture 5"/>
+            <wp:cNvGraphicFramePr>
+              <a:graphicFrameLocks xmlns:a="http://schemas.openxmlformats.org/drawingml/2006/main" noChangeAspect="1"/>
+            </wp:cNvGraphicFramePr>
+            <a:graphic xmlns:a="http://schemas.openxmlformats.org/drawingml/2006/main">
+              <a:graphicData uri="http://schemas.openxmlformats.org/drawingml/2006/picture">
+                <pic:pic xmlns:pic="http://schemas.openxmlformats.org/drawingml/2006/picture">
+                  <pic:nvPicPr>
+                    <pic:cNvPr id="5" name="Picture 5"/>
+                    <pic:cNvPicPr/>
+                  </pic:nvPicPr>
+                  <pic:blipFill>
+                    <a:blip r:embed="rId7">
+                      <a:extLst>
+                        <a:ext uri="{28A0092B-C50C-407E-A947-70E740481C1C}">
+                          <a14:useLocalDpi xmlns:a14="http://schemas.microsoft.com/office/drawing/2010/main" val="0"/>
+                        </a:ext>
+                      </a:extLst>
+                    </a:blip>
+                    <a:stretch>
+                      <a:fillRect/>
+                    </a:stretch>
+                  </pic:blipFill>
+                  <pic:spPr>
+                    <a:xfrm>
+                      <a:off x="0" y="0"/>
+                      <a:ext cx="3362794" cy="1952898"/>
+                    </a:xfrm>
+                    <a:prstGeom prst="rect">
+                      <a:avLst/>
+                    </a:prstGeom>
+                  </pic:spPr>
+                </pic:pic>
+              </a:graphicData>
+            </a:graphic>
+          </wp:inline>
+        </w:drawing>
+      </w:r>
+    </w:p>
+    <w:p/>
+    <w:p>
+      <w:r>
         <w:t xml:space="preserve">-- 5. Inner Join </w:t>
       </w:r>
     </w:p>
@@ -751,19 +879,11 @@
     <w:p>
       <w:proofErr w:type="spellStart"/>
       <w:r>
-        <w:t xml:space="preserve">on </w:t>
-      </w:r>
-      <w:proofErr w:type="gramStart"/>
-      <w:r>
-        <w:t>e</w:t>
-      </w:r>
-      <w:proofErr w:type="spellEnd"/>
-      <w:r>
-        <w:t>.dept</w:t>
-      </w:r>
-      <w:proofErr w:type="gramEnd"/>
-      <w:r>
-        <w:t xml:space="preserve">_id = </w:t>
+        <w:t>on e</w:t>
+      </w:r>
+      <w:proofErr w:type="spellEnd"/>
+      <w:r>
+        <w:t xml:space="preserve">.dept_id = </w:t>
       </w:r>
       <w:proofErr w:type="spellStart"/>
       <w:r>
@@ -777,6 +897,55 @@
     <w:p/>
     <w:p>
       <w:r>
+        <w:rPr>
+          <w:noProof/>
+        </w:rPr>
+        <w:drawing>
+          <wp:inline distT="0" distB="0" distL="0" distR="0" wp14:anchorId="310B0D9E" wp14:editId="5F42A657">
+            <wp:extent cx="5731510" cy="1765935"/>
+            <wp:effectExtent l="0" t="0" r="2540" b="5715"/>
+            <wp:docPr id="6" name="Picture 6"/>
+            <wp:cNvGraphicFramePr>
+              <a:graphicFrameLocks xmlns:a="http://schemas.openxmlformats.org/drawingml/2006/main" noChangeAspect="1"/>
+            </wp:cNvGraphicFramePr>
+            <a:graphic xmlns:a="http://schemas.openxmlformats.org/drawingml/2006/main">
+              <a:graphicData uri="http://schemas.openxmlformats.org/drawingml/2006/picture">
+                <pic:pic xmlns:pic="http://schemas.openxmlformats.org/drawingml/2006/picture">
+                  <pic:nvPicPr>
+                    <pic:cNvPr id="6" name="Picture 6"/>
+                    <pic:cNvPicPr/>
+                  </pic:nvPicPr>
+                  <pic:blipFill>
+                    <a:blip r:embed="rId8">
+                      <a:extLst>
+                        <a:ext uri="{28A0092B-C50C-407E-A947-70E740481C1C}">
+                          <a14:useLocalDpi xmlns:a14="http://schemas.microsoft.com/office/drawing/2010/main" val="0"/>
+                        </a:ext>
+                      </a:extLst>
+                    </a:blip>
+                    <a:stretch>
+                      <a:fillRect/>
+                    </a:stretch>
+                  </pic:blipFill>
+                  <pic:spPr>
+                    <a:xfrm>
+                      <a:off x="0" y="0"/>
+                      <a:ext cx="5731510" cy="1765935"/>
+                    </a:xfrm>
+                    <a:prstGeom prst="rect">
+                      <a:avLst/>
+                    </a:prstGeom>
+                  </pic:spPr>
+                </pic:pic>
+              </a:graphicData>
+            </a:graphic>
+          </wp:inline>
+        </w:drawing>
+      </w:r>
+    </w:p>
+    <w:p/>
+    <w:p>
+      <w:r>
         <w:t xml:space="preserve">-- 6. Left Join </w:t>
       </w:r>
     </w:p>
@@ -793,19 +962,11 @@
     <w:p>
       <w:proofErr w:type="spellStart"/>
       <w:r>
-        <w:t xml:space="preserve">on </w:t>
-      </w:r>
-      <w:proofErr w:type="gramStart"/>
-      <w:r>
-        <w:t>e</w:t>
-      </w:r>
-      <w:proofErr w:type="spellEnd"/>
-      <w:r>
-        <w:t>.dept</w:t>
-      </w:r>
-      <w:proofErr w:type="gramEnd"/>
-      <w:r>
-        <w:t xml:space="preserve">_id = </w:t>
+        <w:t>on e</w:t>
+      </w:r>
+      <w:proofErr w:type="spellEnd"/>
+      <w:r>
+        <w:t xml:space="preserve">.dept_id = </w:t>
       </w:r>
       <w:proofErr w:type="spellStart"/>
       <w:r>
@@ -819,6 +980,55 @@
     <w:p/>
     <w:p>
       <w:r>
+        <w:rPr>
+          <w:noProof/>
+        </w:rPr>
+        <w:drawing>
+          <wp:inline distT="0" distB="0" distL="0" distR="0" wp14:anchorId="2A2E74F7" wp14:editId="35CA184D">
+            <wp:extent cx="5731510" cy="1343660"/>
+            <wp:effectExtent l="0" t="0" r="2540" b="8890"/>
+            <wp:docPr id="7" name="Picture 7"/>
+            <wp:cNvGraphicFramePr>
+              <a:graphicFrameLocks xmlns:a="http://schemas.openxmlformats.org/drawingml/2006/main" noChangeAspect="1"/>
+            </wp:cNvGraphicFramePr>
+            <a:graphic xmlns:a="http://schemas.openxmlformats.org/drawingml/2006/main">
+              <a:graphicData uri="http://schemas.openxmlformats.org/drawingml/2006/picture">
+                <pic:pic xmlns:pic="http://schemas.openxmlformats.org/drawingml/2006/picture">
+                  <pic:nvPicPr>
+                    <pic:cNvPr id="7" name="Picture 7"/>
+                    <pic:cNvPicPr/>
+                  </pic:nvPicPr>
+                  <pic:blipFill>
+                    <a:blip r:embed="rId9">
+                      <a:extLst>
+                        <a:ext uri="{28A0092B-C50C-407E-A947-70E740481C1C}">
+                          <a14:useLocalDpi xmlns:a14="http://schemas.microsoft.com/office/drawing/2010/main" val="0"/>
+                        </a:ext>
+                      </a:extLst>
+                    </a:blip>
+                    <a:stretch>
+                      <a:fillRect/>
+                    </a:stretch>
+                  </pic:blipFill>
+                  <pic:spPr>
+                    <a:xfrm>
+                      <a:off x="0" y="0"/>
+                      <a:ext cx="5731510" cy="1343660"/>
+                    </a:xfrm>
+                    <a:prstGeom prst="rect">
+                      <a:avLst/>
+                    </a:prstGeom>
+                  </pic:spPr>
+                </pic:pic>
+              </a:graphicData>
+            </a:graphic>
+          </wp:inline>
+        </w:drawing>
+      </w:r>
+    </w:p>
+    <w:p/>
+    <w:p>
+      <w:r>
         <w:t xml:space="preserve">-- 7. Group By with Having </w:t>
       </w:r>
     </w:p>
@@ -827,13 +1037,8 @@
         <w:t xml:space="preserve">select </w:t>
       </w:r>
       <w:proofErr w:type="spellStart"/>
-      <w:proofErr w:type="gramStart"/>
-      <w:r>
-        <w:t>d.dept</w:t>
-      </w:r>
-      <w:proofErr w:type="gramEnd"/>
-      <w:r>
-        <w:t>_name,count</w:t>
+      <w:r>
+        <w:t>d.dept_name,count</w:t>
       </w:r>
       <w:proofErr w:type="spellEnd"/>
       <w:r>
@@ -864,19 +1069,11 @@
     <w:p>
       <w:proofErr w:type="spellStart"/>
       <w:r>
-        <w:t xml:space="preserve">on </w:t>
-      </w:r>
-      <w:proofErr w:type="gramStart"/>
-      <w:r>
-        <w:t>e</w:t>
-      </w:r>
-      <w:proofErr w:type="spellEnd"/>
-      <w:r>
-        <w:t>.dept</w:t>
-      </w:r>
-      <w:proofErr w:type="gramEnd"/>
-      <w:r>
-        <w:t xml:space="preserve">_id = </w:t>
+        <w:t>on e</w:t>
+      </w:r>
+      <w:proofErr w:type="spellEnd"/>
+      <w:r>
+        <w:t xml:space="preserve">.dept_id = </w:t>
       </w:r>
       <w:proofErr w:type="spellStart"/>
       <w:r>
@@ -889,13 +1086,8 @@
         <w:t xml:space="preserve">group by </w:t>
       </w:r>
       <w:proofErr w:type="spellStart"/>
-      <w:proofErr w:type="gramStart"/>
-      <w:r>
-        <w:t>d.dept</w:t>
-      </w:r>
-      <w:proofErr w:type="gramEnd"/>
-      <w:r>
-        <w:t>_name</w:t>
+      <w:r>
+        <w:t>d.dept_name</w:t>
       </w:r>
       <w:proofErr w:type="spellEnd"/>
     </w:p>
@@ -915,34 +1107,555 @@
     <w:p/>
     <w:p>
       <w:r>
+        <w:rPr>
+          <w:noProof/>
+        </w:rPr>
+        <w:lastRenderedPageBreak/>
+        <w:drawing>
+          <wp:inline distT="0" distB="0" distL="0" distR="0" wp14:anchorId="2A1DC1B3" wp14:editId="768BC154">
+            <wp:extent cx="1952898" cy="1171739"/>
+            <wp:effectExtent l="0" t="0" r="9525" b="9525"/>
+            <wp:docPr id="9" name="Picture 9"/>
+            <wp:cNvGraphicFramePr>
+              <a:graphicFrameLocks xmlns:a="http://schemas.openxmlformats.org/drawingml/2006/main" noChangeAspect="1"/>
+            </wp:cNvGraphicFramePr>
+            <a:graphic xmlns:a="http://schemas.openxmlformats.org/drawingml/2006/main">
+              <a:graphicData uri="http://schemas.openxmlformats.org/drawingml/2006/picture">
+                <pic:pic xmlns:pic="http://schemas.openxmlformats.org/drawingml/2006/picture">
+                  <pic:nvPicPr>
+                    <pic:cNvPr id="9" name="Picture 9"/>
+                    <pic:cNvPicPr/>
+                  </pic:nvPicPr>
+                  <pic:blipFill>
+                    <a:blip r:embed="rId10">
+                      <a:extLst>
+                        <a:ext uri="{28A0092B-C50C-407E-A947-70E740481C1C}">
+                          <a14:useLocalDpi xmlns:a14="http://schemas.microsoft.com/office/drawing/2010/main" val="0"/>
+                        </a:ext>
+                      </a:extLst>
+                    </a:blip>
+                    <a:stretch>
+                      <a:fillRect/>
+                    </a:stretch>
+                  </pic:blipFill>
+                  <pic:spPr>
+                    <a:xfrm>
+                      <a:off x="0" y="0"/>
+                      <a:ext cx="1952898" cy="1171739"/>
+                    </a:xfrm>
+                    <a:prstGeom prst="rect">
+                      <a:avLst/>
+                    </a:prstGeom>
+                  </pic:spPr>
+                </pic:pic>
+              </a:graphicData>
+            </a:graphic>
+          </wp:inline>
+        </w:drawing>
+      </w:r>
+    </w:p>
+    <w:p/>
+    <w:p>
+      <w:r>
         <w:t>-- 8. Employees hired in last 6 months</w:t>
       </w:r>
     </w:p>
     <w:p>
       <w:r>
+        <w:t xml:space="preserve">Select </w:t>
+      </w:r>
+      <w:proofErr w:type="spellStart"/>
+      <w:r>
+        <w:t>emp_name,hire_date</w:t>
+      </w:r>
+      <w:proofErr w:type="spellEnd"/>
+      <w:r>
+        <w:t xml:space="preserve"> from employee</w:t>
+      </w:r>
+    </w:p>
+    <w:p>
+      <w:r>
+        <w:t xml:space="preserve">where </w:t>
+      </w:r>
+      <w:proofErr w:type="spellStart"/>
+      <w:r>
+        <w:t>hire_date</w:t>
+      </w:r>
+      <w:proofErr w:type="spellEnd"/>
+      <w:r>
+        <w:t xml:space="preserve"> &gt;= </w:t>
+      </w:r>
+      <w:proofErr w:type="spellStart"/>
+      <w:r>
+        <w:t>date_sub</w:t>
+      </w:r>
+      <w:proofErr w:type="spellEnd"/>
+      <w:r>
+        <w:t>(</w:t>
+      </w:r>
+      <w:proofErr w:type="spellStart"/>
+      <w:r>
+        <w:t>curdate</w:t>
+      </w:r>
+      <w:proofErr w:type="spellEnd"/>
+      <w:r>
+        <w:t>(),interval 6 month);</w:t>
+      </w:r>
+    </w:p>
+    <w:p/>
+    <w:p>
+      <w:r>
+        <w:rPr>
+          <w:noProof/>
+        </w:rPr>
+        <w:drawing>
+          <wp:inline distT="0" distB="0" distL="0" distR="0" wp14:anchorId="1F55D40E" wp14:editId="4963AB70">
+            <wp:extent cx="2953162" cy="971686"/>
+            <wp:effectExtent l="0" t="0" r="0" b="0"/>
+            <wp:docPr id="10" name="Picture 10"/>
+            <wp:cNvGraphicFramePr>
+              <a:graphicFrameLocks xmlns:a="http://schemas.openxmlformats.org/drawingml/2006/main" noChangeAspect="1"/>
+            </wp:cNvGraphicFramePr>
+            <a:graphic xmlns:a="http://schemas.openxmlformats.org/drawingml/2006/main">
+              <a:graphicData uri="http://schemas.openxmlformats.org/drawingml/2006/picture">
+                <pic:pic xmlns:pic="http://schemas.openxmlformats.org/drawingml/2006/picture">
+                  <pic:nvPicPr>
+                    <pic:cNvPr id="10" name="Picture 10"/>
+                    <pic:cNvPicPr/>
+                  </pic:nvPicPr>
+                  <pic:blipFill>
+                    <a:blip r:embed="rId11">
+                      <a:extLst>
+                        <a:ext uri="{28A0092B-C50C-407E-A947-70E740481C1C}">
+                          <a14:useLocalDpi xmlns:a14="http://schemas.microsoft.com/office/drawing/2010/main" val="0"/>
+                        </a:ext>
+                      </a:extLst>
+                    </a:blip>
+                    <a:stretch>
+                      <a:fillRect/>
+                    </a:stretch>
+                  </pic:blipFill>
+                  <pic:spPr>
+                    <a:xfrm>
+                      <a:off x="0" y="0"/>
+                      <a:ext cx="2953162" cy="971686"/>
+                    </a:xfrm>
+                    <a:prstGeom prst="rect">
+                      <a:avLst/>
+                    </a:prstGeom>
+                  </pic:spPr>
+                </pic:pic>
+              </a:graphicData>
+            </a:graphic>
+          </wp:inline>
+        </w:drawing>
+      </w:r>
+    </w:p>
+    <w:p/>
+    <w:p>
+      <w:r>
+        <w:t>INSERT INTO Employee VALUES</w:t>
+      </w:r>
+    </w:p>
+    <w:p>
+      <w:r>
+        <w:t>(16,'Amit Sharma',55000,'2025-01-10','Pune',101),</w:t>
+      </w:r>
+    </w:p>
+    <w:p>
+      <w:r>
+        <w:t>(17,'Priya Patil',65000,'2025-02-15','Mumbai',102);</w:t>
+      </w:r>
+    </w:p>
+    <w:p/>
+    <w:p>
+      <w:r>
+        <w:t xml:space="preserve">-- 9. Find the Duplicates records </w:t>
+      </w:r>
+    </w:p>
+    <w:p>
+      <w:r>
+        <w:t xml:space="preserve">SELECT </w:t>
+      </w:r>
+      <w:proofErr w:type="spellStart"/>
+      <w:r>
+        <w:t>Emp_Name,Salary,Hire_Date,Dept_ID,COUNT</w:t>
+      </w:r>
+      <w:proofErr w:type="spellEnd"/>
+      <w:r>
+        <w:t xml:space="preserve">(*) AS </w:t>
+      </w:r>
+      <w:proofErr w:type="spellStart"/>
+      <w:r>
+        <w:t>Duplicate_Count</w:t>
+      </w:r>
+      <w:proofErr w:type="spellEnd"/>
+    </w:p>
+    <w:p>
+      <w:r>
+        <w:t>FROM Employee</w:t>
+      </w:r>
+    </w:p>
+    <w:p>
+      <w:r>
+        <w:t xml:space="preserve">GROUP BY </w:t>
+      </w:r>
+      <w:proofErr w:type="spellStart"/>
+      <w:r>
+        <w:t>Emp_Name</w:t>
+      </w:r>
+      <w:proofErr w:type="spellEnd"/>
+      <w:r>
+        <w:t xml:space="preserve">, Salary, </w:t>
+      </w:r>
+      <w:proofErr w:type="spellStart"/>
+      <w:r>
+        <w:t>Hire_Date</w:t>
+      </w:r>
+      <w:proofErr w:type="spellEnd"/>
+      <w:r>
+        <w:t xml:space="preserve">, </w:t>
+      </w:r>
+      <w:proofErr w:type="spellStart"/>
+      <w:r>
+        <w:t>Dept_ID</w:t>
+      </w:r>
+      <w:proofErr w:type="spellEnd"/>
+    </w:p>
+    <w:p>
+      <w:r>
+        <w:t>HAVING COUNT(*) &gt; 1;</w:t>
+      </w:r>
+    </w:p>
+    <w:p/>
+    <w:p>
+      <w:r>
+        <w:rPr>
+          <w:noProof/>
+        </w:rPr>
+        <w:drawing>
+          <wp:inline distT="0" distB="0" distL="0" distR="0" wp14:anchorId="2B2EC279" wp14:editId="1353E219">
+            <wp:extent cx="5731510" cy="1313180"/>
+            <wp:effectExtent l="0" t="0" r="2540" b="1270"/>
+            <wp:docPr id="11" name="Picture 11"/>
+            <wp:cNvGraphicFramePr>
+              <a:graphicFrameLocks xmlns:a="http://schemas.openxmlformats.org/drawingml/2006/main" noChangeAspect="1"/>
+            </wp:cNvGraphicFramePr>
+            <a:graphic xmlns:a="http://schemas.openxmlformats.org/drawingml/2006/main">
+              <a:graphicData uri="http://schemas.openxmlformats.org/drawingml/2006/picture">
+                <pic:pic xmlns:pic="http://schemas.openxmlformats.org/drawingml/2006/picture">
+                  <pic:nvPicPr>
+                    <pic:cNvPr id="11" name="Picture 11"/>
+                    <pic:cNvPicPr/>
+                  </pic:nvPicPr>
+                  <pic:blipFill>
+                    <a:blip r:embed="rId12">
+                      <a:extLst>
+                        <a:ext uri="{28A0092B-C50C-407E-A947-70E740481C1C}">
+                          <a14:useLocalDpi xmlns:a14="http://schemas.microsoft.com/office/drawing/2010/main" val="0"/>
+                        </a:ext>
+                      </a:extLst>
+                    </a:blip>
+                    <a:stretch>
+                      <a:fillRect/>
+                    </a:stretch>
+                  </pic:blipFill>
+                  <pic:spPr>
+                    <a:xfrm>
+                      <a:off x="0" y="0"/>
+                      <a:ext cx="5731510" cy="1313180"/>
+                    </a:xfrm>
+                    <a:prstGeom prst="rect">
+                      <a:avLst/>
+                    </a:prstGeom>
+                  </pic:spPr>
+                </pic:pic>
+              </a:graphicData>
+            </a:graphic>
+          </wp:inline>
+        </w:drawing>
+      </w:r>
+    </w:p>
+    <w:p/>
+    <w:p/>
+    <w:p>
+      <w:r>
+        <w:t xml:space="preserve">-- 10. How to remove the duplicates record </w:t>
+      </w:r>
+    </w:p>
+    <w:p>
+      <w:r>
+        <w:t>SET SQL_SAFE_UPDATES = 0;</w:t>
+      </w:r>
+    </w:p>
+    <w:p/>
+    <w:p>
+      <w:r>
+        <w:t>DELETE e1 FROM Employee e1</w:t>
+      </w:r>
+    </w:p>
+    <w:p>
+      <w:r>
+        <w:t>INNER JOIN Employee e2</w:t>
+      </w:r>
+    </w:p>
+    <w:p>
+      <w:r>
+        <w:t>ON e1.Emp_Name = e2.Emp_Name</w:t>
+      </w:r>
+    </w:p>
+    <w:p>
+      <w:r>
+        <w:t>AND e1.Salary = e2.Salary</w:t>
+      </w:r>
+    </w:p>
+    <w:p>
+      <w:r>
+        <w:t>AND e1.Hire_Date = e2.Hire_Date</w:t>
+      </w:r>
+    </w:p>
+    <w:p>
+      <w:r>
+        <w:t>AND e1.Dept_ID = e2.Dept_ID</w:t>
+      </w:r>
+    </w:p>
+    <w:p>
+      <w:r>
+        <w:t>AND e1.Emp_ID &gt; e2.Emp_ID;</w:t>
+      </w:r>
+    </w:p>
+    <w:p/>
+    <w:p/>
+    <w:p/>
+    <w:p/>
+    <w:p>
+      <w:pPr>
+        <w:jc w:val="right"/>
+      </w:pPr>
+      <w:r>
         <w:lastRenderedPageBreak/>
-        <w:t xml:space="preserve">Select </w:t>
-      </w:r>
-      <w:proofErr w:type="spellStart"/>
-      <w:r>
-        <w:t>emp_</w:t>
-      </w:r>
-      <w:proofErr w:type="gramStart"/>
-      <w:r>
-        <w:t>name,hire</w:t>
-      </w:r>
-      <w:proofErr w:type="gramEnd"/>
-      <w:r>
-        <w:t>_date</w:t>
-      </w:r>
-      <w:proofErr w:type="spellEnd"/>
-      <w:r>
-        <w:t xml:space="preserve"> from employee</w:t>
-      </w:r>
-    </w:p>
-    <w:p>
-      <w:r>
-        <w:t xml:space="preserve">where </w:t>
+        <w:t>24/06/2026</w:t>
+      </w:r>
+    </w:p>
+    <w:p>
+      <w:r>
+        <w:t>-- 1. Add some data in the existing table</w:t>
+      </w:r>
+    </w:p>
+    <w:p/>
+    <w:p>
+      <w:r>
+        <w:t xml:space="preserve">insert into employee </w:t>
+      </w:r>
+    </w:p>
+    <w:p>
+      <w:r>
+        <w:t>(</w:t>
+      </w:r>
+      <w:proofErr w:type="spellStart"/>
+      <w:r>
+        <w:t>emp_id,emp_name,salary,hire_date,city,dept_id</w:t>
+      </w:r>
+      <w:proofErr w:type="spellEnd"/>
+      <w:r>
+        <w:t>)</w:t>
+      </w:r>
+    </w:p>
+    <w:p>
+      <w:r>
+        <w:t>values</w:t>
+      </w:r>
+    </w:p>
+    <w:p>
+      <w:r>
+        <w:t>(17,'Karan Javle',55000,'2026-10-02','Aurangabad',103),</w:t>
+      </w:r>
+    </w:p>
+    <w:p>
+      <w:r>
+        <w:t>(18,'Rahul Varma',70000,'2024-12-30','Nagpur',103),</w:t>
+      </w:r>
+    </w:p>
+    <w:p>
+      <w:r>
+        <w:t>(19,'Rohan Jadhav',60000,'2025-08-10','Nashik',105);</w:t>
+      </w:r>
+    </w:p>
+    <w:p/>
+    <w:p>
+      <w:r>
+        <w:t xml:space="preserve">insert into employee </w:t>
+      </w:r>
+    </w:p>
+    <w:p>
+      <w:r>
+        <w:t>value</w:t>
+      </w:r>
+    </w:p>
+    <w:p>
+      <w:r>
+        <w:t>(16,'Saksham Patil',75000,'2026-02-22','Mumbai',102);</w:t>
+      </w:r>
+    </w:p>
+    <w:p/>
+    <w:p>
+      <w:r>
+        <w:t>-- 2. Handle Window function</w:t>
+      </w:r>
+    </w:p>
+    <w:p>
+      <w:r>
+        <w:t xml:space="preserve">select </w:t>
+      </w:r>
+      <w:proofErr w:type="spellStart"/>
+      <w:r>
+        <w:t>emp_id,emp_name,salary</w:t>
+      </w:r>
+      <w:proofErr w:type="spellEnd"/>
+      <w:r>
+        <w:t>,</w:t>
+      </w:r>
+    </w:p>
+    <w:p>
+      <w:proofErr w:type="spellStart"/>
+      <w:r>
+        <w:t>row_number</w:t>
+      </w:r>
+      <w:proofErr w:type="spellEnd"/>
+      <w:r>
+        <w:t xml:space="preserve">() over(partition by </w:t>
+      </w:r>
+      <w:proofErr w:type="spellStart"/>
+      <w:r>
+        <w:t>dept_id</w:t>
+      </w:r>
+      <w:proofErr w:type="spellEnd"/>
+      <w:r>
+        <w:t xml:space="preserve"> order by </w:t>
+      </w:r>
+      <w:proofErr w:type="spellStart"/>
+      <w:r>
+        <w:t>emp_id</w:t>
+      </w:r>
+      <w:proofErr w:type="spellEnd"/>
+      <w:r>
+        <w:t xml:space="preserve">) as </w:t>
+      </w:r>
+      <w:proofErr w:type="spellStart"/>
+      <w:r>
+        <w:t>row_no</w:t>
+      </w:r>
+      <w:proofErr w:type="spellEnd"/>
+    </w:p>
+    <w:p>
+      <w:r>
+        <w:t>from employee;</w:t>
+      </w:r>
+    </w:p>
+    <w:p/>
+    <w:p>
+      <w:r>
+        <w:t xml:space="preserve">select </w:t>
+      </w:r>
+      <w:proofErr w:type="spellStart"/>
+      <w:r>
+        <w:t>emp_id,emp_name,salary</w:t>
+      </w:r>
+      <w:proofErr w:type="spellEnd"/>
+      <w:r>
+        <w:t>,</w:t>
+      </w:r>
+    </w:p>
+    <w:p>
+      <w:r>
+        <w:t>RANK() over</w:t>
+      </w:r>
+      <w:r>
+        <w:tab/>
+        <w:t xml:space="preserve">(order by salary </w:t>
+      </w:r>
+      <w:proofErr w:type="spellStart"/>
+      <w:r>
+        <w:t>desc</w:t>
+      </w:r>
+      <w:proofErr w:type="spellEnd"/>
+      <w:r>
+        <w:t xml:space="preserve">) as </w:t>
+      </w:r>
+      <w:proofErr w:type="spellStart"/>
+      <w:r>
+        <w:t>emp_rank</w:t>
+      </w:r>
+      <w:proofErr w:type="spellEnd"/>
+    </w:p>
+    <w:p>
+      <w:r>
+        <w:t>from employee ;</w:t>
+      </w:r>
+    </w:p>
+    <w:p/>
+    <w:p>
+      <w:r>
+        <w:t xml:space="preserve">select </w:t>
+      </w:r>
+      <w:proofErr w:type="spellStart"/>
+      <w:r>
+        <w:t>emp_id,emp_name,salary</w:t>
+      </w:r>
+      <w:proofErr w:type="spellEnd"/>
+      <w:r>
+        <w:t>,</w:t>
+      </w:r>
+    </w:p>
+    <w:p>
+      <w:proofErr w:type="spellStart"/>
+      <w:r>
+        <w:t>dense_rank</w:t>
+      </w:r>
+      <w:proofErr w:type="spellEnd"/>
+      <w:r>
+        <w:t>() over</w:t>
+      </w:r>
+      <w:r>
+        <w:tab/>
+        <w:t xml:space="preserve">(order by salary </w:t>
+      </w:r>
+      <w:proofErr w:type="spellStart"/>
+      <w:r>
+        <w:t>desc</w:t>
+      </w:r>
+      <w:proofErr w:type="spellEnd"/>
+      <w:r>
+        <w:t xml:space="preserve">) as </w:t>
+      </w:r>
+      <w:proofErr w:type="spellStart"/>
+      <w:r>
+        <w:t>emp_rank_DENSE</w:t>
+      </w:r>
+      <w:proofErr w:type="spellEnd"/>
+    </w:p>
+    <w:p>
+      <w:r>
+        <w:t>from employee ;</w:t>
+      </w:r>
+    </w:p>
+    <w:p/>
+    <w:p>
+      <w:r>
+        <w:t xml:space="preserve">select </w:t>
+      </w:r>
+      <w:proofErr w:type="spellStart"/>
+      <w:r>
+        <w:t>emp_id,emp_name,salary</w:t>
+      </w:r>
+      <w:proofErr w:type="spellEnd"/>
+      <w:r>
+        <w:t>,</w:t>
+      </w:r>
+    </w:p>
+    <w:p>
+      <w:r>
+        <w:t>lag(</w:t>
       </w:r>
       <w:proofErr w:type="spellStart"/>
       <w:r>
@@ -950,211 +1663,139 @@
       </w:r>
       <w:proofErr w:type="spellEnd"/>
       <w:r>
-        <w:t xml:space="preserve"> &gt;= </w:t>
-      </w:r>
-      <w:proofErr w:type="spellStart"/>
-      <w:r>
-        <w:t>date_sub</w:t>
-      </w:r>
-      <w:proofErr w:type="spellEnd"/>
-      <w:r>
-        <w:t>(</w:t>
-      </w:r>
-      <w:proofErr w:type="spellStart"/>
-      <w:proofErr w:type="gramStart"/>
-      <w:r>
-        <w:t>curdate</w:t>
-      </w:r>
-      <w:proofErr w:type="spellEnd"/>
-      <w:r>
-        <w:t>(</w:t>
-      </w:r>
-      <w:proofErr w:type="gramEnd"/>
-      <w:r>
-        <w:t>),interval 6 month);</w:t>
-      </w:r>
-    </w:p>
-    <w:p/>
-    <w:p>
-      <w:r>
-        <w:t>INSERT INTO Employee VALUES</w:t>
-      </w:r>
-    </w:p>
-    <w:p>
-      <w:r>
-        <w:t>(16,'Amit Sharma',55000,'2025-01-10','Pune',101),</w:t>
-      </w:r>
-    </w:p>
-    <w:p>
-      <w:r>
-        <w:t>(17,'Priya Patil',65000,'2025-02-15','Mumbai',102);</w:t>
-      </w:r>
-    </w:p>
-    <w:p/>
-    <w:p>
-      <w:r>
-        <w:t xml:space="preserve">-- 9. Find the Duplicates records </w:t>
-      </w:r>
-    </w:p>
-    <w:p>
-      <w:r>
-        <w:t xml:space="preserve">SELECT </w:t>
-      </w:r>
-      <w:proofErr w:type="spellStart"/>
-      <w:r>
-        <w:t>Emp_</w:t>
-      </w:r>
-      <w:proofErr w:type="gramStart"/>
-      <w:r>
-        <w:t>Name,Salary</w:t>
-      </w:r>
-      <w:proofErr w:type="gramEnd"/>
-      <w:r>
-        <w:t>,Hire_Date,Dept_ID,COUNT</w:t>
-      </w:r>
-      <w:proofErr w:type="spellEnd"/>
-      <w:r>
-        <w:t xml:space="preserve">(*) AS </w:t>
-      </w:r>
-      <w:proofErr w:type="spellStart"/>
-      <w:r>
-        <w:t>Duplicate_Count</w:t>
-      </w:r>
-      <w:proofErr w:type="spellEnd"/>
-    </w:p>
-    <w:p>
-      <w:r>
-        <w:t>FROM Employee</w:t>
-      </w:r>
-    </w:p>
-    <w:p>
-      <w:r>
-        <w:t xml:space="preserve">GROUP BY </w:t>
-      </w:r>
-      <w:proofErr w:type="spellStart"/>
-      <w:r>
-        <w:t>Emp_Name</w:t>
-      </w:r>
-      <w:proofErr w:type="spellEnd"/>
-      <w:r>
-        <w:t xml:space="preserve">, Salary, </w:t>
-      </w:r>
-      <w:proofErr w:type="spellStart"/>
-      <w:r>
-        <w:t>Hire_Date</w:t>
-      </w:r>
-      <w:proofErr w:type="spellEnd"/>
-      <w:r>
-        <w:t xml:space="preserve">, </w:t>
-      </w:r>
-      <w:proofErr w:type="spellStart"/>
-      <w:r>
-        <w:t>Dept_ID</w:t>
-      </w:r>
-      <w:proofErr w:type="spellEnd"/>
-    </w:p>
-    <w:p>
-      <w:r>
-        <w:t xml:space="preserve">HAVING </w:t>
-      </w:r>
-      <w:proofErr w:type="gramStart"/>
-      <w:r>
-        <w:t>COUNT(</w:t>
-      </w:r>
-      <w:proofErr w:type="gramEnd"/>
-      <w:r>
-        <w:t>*) &gt; 1;</w:t>
-      </w:r>
-    </w:p>
-    <w:p/>
-    <w:p/>
-    <w:p>
-      <w:r>
-        <w:t xml:space="preserve">-- 10. How to remove the duplicates record </w:t>
-      </w:r>
-    </w:p>
-    <w:p>
-      <w:r>
-        <w:t>SET SQL_SAFE_UPDATES = 0;</w:t>
-      </w:r>
-    </w:p>
-    <w:p/>
-    <w:p>
-      <w:r>
-        <w:t>DELETE e1 FROM Employee e1</w:t>
-      </w:r>
-    </w:p>
-    <w:p>
-      <w:r>
-        <w:t>INNER JOIN Employee e2</w:t>
-      </w:r>
-    </w:p>
-    <w:p>
-      <w:r>
-        <w:t>ON e</w:t>
-      </w:r>
-      <w:proofErr w:type="gramStart"/>
-      <w:r>
-        <w:t>1.Emp</w:t>
-      </w:r>
-      <w:proofErr w:type="gramEnd"/>
-      <w:r>
-        <w:t>_Name = e2.Emp_Name</w:t>
-      </w:r>
-    </w:p>
-    <w:p>
-      <w:r>
-        <w:t>AND e</w:t>
-      </w:r>
-      <w:proofErr w:type="gramStart"/>
-      <w:r>
-        <w:t>1.Salary</w:t>
-      </w:r>
-      <w:proofErr w:type="gramEnd"/>
-      <w:r>
-        <w:t xml:space="preserve"> = e2.Salary</w:t>
-      </w:r>
-    </w:p>
-    <w:p>
-      <w:r>
-        <w:t>AND e</w:t>
-      </w:r>
-      <w:proofErr w:type="gramStart"/>
-      <w:r>
-        <w:t>1.Hire</w:t>
-      </w:r>
-      <w:proofErr w:type="gramEnd"/>
-      <w:r>
-        <w:t>_Date = e2.Hire_Date</w:t>
-      </w:r>
-    </w:p>
-    <w:p>
-      <w:r>
-        <w:t>AND e</w:t>
-      </w:r>
-      <w:proofErr w:type="gramStart"/>
-      <w:r>
-        <w:t>1.Dept</w:t>
-      </w:r>
-      <w:proofErr w:type="gramEnd"/>
-      <w:r>
-        <w:t>_ID = e2.Dept_ID</w:t>
-      </w:r>
-    </w:p>
-    <w:p>
-      <w:r>
-        <w:t>AND e</w:t>
-      </w:r>
-      <w:proofErr w:type="gramStart"/>
-      <w:r>
-        <w:t>1.Emp</w:t>
-      </w:r>
-      <w:proofErr w:type="gramEnd"/>
-      <w:r>
-        <w:t>_ID &gt; e2.Emp_ID;</w:t>
-      </w:r>
-    </w:p>
-    <w:p/>
+        <w:t>) over</w:t>
+      </w:r>
+      <w:r>
+        <w:tab/>
+        <w:t xml:space="preserve">(order by </w:t>
+      </w:r>
+      <w:proofErr w:type="spellStart"/>
+      <w:r>
+        <w:t>Hire_date</w:t>
+      </w:r>
+      <w:proofErr w:type="spellEnd"/>
+      <w:r>
+        <w:t xml:space="preserve">) as </w:t>
+      </w:r>
+      <w:proofErr w:type="spellStart"/>
+      <w:r>
+        <w:t>emp_lag</w:t>
+      </w:r>
+      <w:proofErr w:type="spellEnd"/>
+    </w:p>
+    <w:p>
+      <w:r>
+        <w:t>from employee ;</w:t>
+      </w:r>
+    </w:p>
+    <w:p/>
+    <w:p>
+      <w:r>
+        <w:t xml:space="preserve">select </w:t>
+      </w:r>
+      <w:proofErr w:type="spellStart"/>
+      <w:r>
+        <w:t>emp_id,emp_name,salary</w:t>
+      </w:r>
+      <w:proofErr w:type="spellEnd"/>
+      <w:r>
+        <w:t>,</w:t>
+      </w:r>
+    </w:p>
+    <w:p>
+      <w:r>
+        <w:t>lead(</w:t>
+      </w:r>
+      <w:proofErr w:type="spellStart"/>
+      <w:r>
+        <w:t>hire_date</w:t>
+      </w:r>
+      <w:proofErr w:type="spellEnd"/>
+      <w:r>
+        <w:t>) over</w:t>
+      </w:r>
+      <w:r>
+        <w:tab/>
+        <w:t xml:space="preserve">(order by </w:t>
+      </w:r>
+      <w:proofErr w:type="spellStart"/>
+      <w:r>
+        <w:t>Hire_date</w:t>
+      </w:r>
+      <w:proofErr w:type="spellEnd"/>
+      <w:r>
+        <w:t xml:space="preserve">) as </w:t>
+      </w:r>
+      <w:proofErr w:type="spellStart"/>
+      <w:r>
+        <w:t>emp_lag</w:t>
+      </w:r>
+      <w:proofErr w:type="spellEnd"/>
+    </w:p>
+    <w:p>
+      <w:r>
+        <w:t>from employee ;</w:t>
+      </w:r>
+    </w:p>
+    <w:p/>
+    <w:p>
+      <w:r>
+        <w:t>-- 3. Handle Case When</w:t>
+      </w:r>
+    </w:p>
+    <w:p>
+      <w:r>
+        <w:t xml:space="preserve">select </w:t>
+      </w:r>
+      <w:proofErr w:type="spellStart"/>
+      <w:r>
+        <w:t>emp_id,emp_name,salary</w:t>
+      </w:r>
+      <w:proofErr w:type="spellEnd"/>
+      <w:r>
+        <w:t>,</w:t>
+      </w:r>
+    </w:p>
+    <w:p>
+      <w:r>
+        <w:t>case</w:t>
+      </w:r>
+    </w:p>
+    <w:p>
+      <w:r>
+        <w:t>when salary &gt;= 90000 then 'High'</w:t>
+      </w:r>
+    </w:p>
+    <w:p>
+      <w:r>
+        <w:t>when salary between 70000 and 90000 then 'Medium'</w:t>
+      </w:r>
+    </w:p>
+    <w:p>
+      <w:r>
+        <w:t>when salary between 40000 and 70000 then 'Average'</w:t>
+      </w:r>
+    </w:p>
+    <w:p>
+      <w:r>
+        <w:t xml:space="preserve">else 'Low' </w:t>
+      </w:r>
+    </w:p>
+    <w:p>
+      <w:r>
+        <w:t xml:space="preserve">end as </w:t>
+      </w:r>
+      <w:proofErr w:type="spellStart"/>
+      <w:r>
+        <w:t>salary_category</w:t>
+      </w:r>
+      <w:proofErr w:type="spellEnd"/>
+    </w:p>
+    <w:p>
+      <w:r>
+        <w:t>from employee;</w:t>
+      </w:r>
+    </w:p>
     <w:sectPr>
       <w:pgSz w:w="11906" w:h="16838"/>
       <w:pgMar w:top="851" w:right="1440" w:bottom="993" w:left="1440" w:header="708" w:footer="708" w:gutter="0"/>

--- a/Task/task1.docx
+++ b/Task/task1.docx
@@ -206,28 +206,12 @@
     <w:p/>
     <w:p>
       <w:r>
-        <w:t xml:space="preserve">-- create database if not exists </w:t>
-      </w:r>
-      <w:proofErr w:type="spellStart"/>
-      <w:r>
-        <w:t>tsdb</w:t>
-      </w:r>
-      <w:proofErr w:type="spellEnd"/>
-      <w:r>
-        <w:t>;</w:t>
-      </w:r>
-    </w:p>
-    <w:p>
-      <w:r>
-        <w:t xml:space="preserve">use </w:t>
-      </w:r>
-      <w:proofErr w:type="spellStart"/>
-      <w:r>
-        <w:t>tsdb</w:t>
-      </w:r>
-      <w:proofErr w:type="spellEnd"/>
-      <w:r>
-        <w:t>;</w:t>
+        <w:t>-- create database if not exists tsdb;</w:t>
+      </w:r>
+    </w:p>
+    <w:p>
+      <w:r>
+        <w:t>use tsdb;</w:t>
       </w:r>
     </w:p>
     <w:p/>
@@ -238,36 +222,12 @@
     </w:p>
     <w:p>
       <w:r>
-        <w:t xml:space="preserve">    </w:t>
-      </w:r>
-      <w:proofErr w:type="spellStart"/>
-      <w:r>
-        <w:t>Dept_ID</w:t>
-      </w:r>
-      <w:proofErr w:type="spellEnd"/>
-      <w:r>
-        <w:t xml:space="preserve"> INT PRIMARY KEY,</w:t>
-      </w:r>
-    </w:p>
-    <w:p>
-      <w:r>
-        <w:t xml:space="preserve">    </w:t>
-      </w:r>
-      <w:proofErr w:type="spellStart"/>
-      <w:r>
-        <w:t>Dept_Name</w:t>
-      </w:r>
-      <w:proofErr w:type="spellEnd"/>
-      <w:r>
-        <w:t xml:space="preserve"> </w:t>
-      </w:r>
-      <w:proofErr w:type="gramStart"/>
-      <w:r>
-        <w:t>VARCHAR(</w:t>
-      </w:r>
-      <w:proofErr w:type="gramEnd"/>
-      <w:r>
-        <w:t>50)</w:t>
+        <w:t xml:space="preserve">    Dept_ID INT PRIMARY KEY,</w:t>
+      </w:r>
+    </w:p>
+    <w:p>
+      <w:r>
+        <w:t xml:space="preserve">    Dept_Name VARCHAR(50)</w:t>
       </w:r>
     </w:p>
     <w:p>
@@ -313,114 +273,37 @@
     </w:p>
     <w:p>
       <w:r>
-        <w:t xml:space="preserve">    </w:t>
-      </w:r>
-      <w:proofErr w:type="spellStart"/>
-      <w:r>
-        <w:t>Emp_ID</w:t>
-      </w:r>
-      <w:proofErr w:type="spellEnd"/>
-      <w:r>
-        <w:t xml:space="preserve"> INT PRIMARY KEY,</w:t>
-      </w:r>
-    </w:p>
-    <w:p>
-      <w:r>
-        <w:t xml:space="preserve">    </w:t>
-      </w:r>
-      <w:proofErr w:type="spellStart"/>
-      <w:r>
-        <w:t>Emp_Name</w:t>
-      </w:r>
-      <w:proofErr w:type="spellEnd"/>
-      <w:r>
-        <w:t xml:space="preserve"> </w:t>
-      </w:r>
-      <w:proofErr w:type="gramStart"/>
-      <w:r>
-        <w:t>VARCHAR(</w:t>
-      </w:r>
-      <w:proofErr w:type="gramEnd"/>
-      <w:r>
-        <w:t>50),</w:t>
-      </w:r>
-    </w:p>
-    <w:p>
-      <w:r>
-        <w:t xml:space="preserve">    Salary </w:t>
-      </w:r>
-      <w:proofErr w:type="gramStart"/>
-      <w:r>
-        <w:t>DECIMAL(</w:t>
-      </w:r>
-      <w:proofErr w:type="gramEnd"/>
-      <w:r>
-        <w:t>10,2),</w:t>
-      </w:r>
-    </w:p>
-    <w:p>
-      <w:r>
-        <w:t xml:space="preserve">    </w:t>
-      </w:r>
-      <w:proofErr w:type="spellStart"/>
-      <w:r>
-        <w:t>Hire_Date</w:t>
-      </w:r>
-      <w:proofErr w:type="spellEnd"/>
-      <w:r>
-        <w:t xml:space="preserve"> DATE,</w:t>
-      </w:r>
-    </w:p>
-    <w:p>
-      <w:r>
-        <w:t xml:space="preserve">    City </w:t>
-      </w:r>
-      <w:proofErr w:type="gramStart"/>
-      <w:r>
-        <w:t>VARCHAR(</w:t>
-      </w:r>
-      <w:proofErr w:type="gramEnd"/>
-      <w:r>
-        <w:t>50),</w:t>
-      </w:r>
-    </w:p>
-    <w:p>
-      <w:r>
-        <w:t xml:space="preserve">    </w:t>
-      </w:r>
-      <w:proofErr w:type="spellStart"/>
-      <w:r>
-        <w:t>Dept_ID</w:t>
-      </w:r>
-      <w:proofErr w:type="spellEnd"/>
-      <w:r>
-        <w:t xml:space="preserve"> INT,</w:t>
-      </w:r>
-    </w:p>
-    <w:p>
-      <w:r>
-        <w:t xml:space="preserve">    FOREIGN KEY (</w:t>
-      </w:r>
-      <w:proofErr w:type="spellStart"/>
-      <w:r>
-        <w:t>Dept_ID</w:t>
-      </w:r>
-      <w:proofErr w:type="spellEnd"/>
-      <w:r>
-        <w:t xml:space="preserve">) REFERENCES </w:t>
-      </w:r>
-      <w:proofErr w:type="gramStart"/>
-      <w:r>
-        <w:t>Department(</w:t>
-      </w:r>
-      <w:proofErr w:type="spellStart"/>
-      <w:proofErr w:type="gramEnd"/>
-      <w:r>
-        <w:t>Dept_ID</w:t>
-      </w:r>
-      <w:proofErr w:type="spellEnd"/>
-      <w:r>
-        <w:t>)</w:t>
+        <w:t xml:space="preserve">    Emp_ID INT PRIMARY KEY,</w:t>
+      </w:r>
+    </w:p>
+    <w:p>
+      <w:r>
+        <w:t xml:space="preserve">    Emp_Name VARCHAR(50),</w:t>
+      </w:r>
+    </w:p>
+    <w:p>
+      <w:r>
+        <w:t xml:space="preserve">    Salary DECIMAL(10,2),</w:t>
+      </w:r>
+    </w:p>
+    <w:p>
+      <w:r>
+        <w:t xml:space="preserve">    Hire_Date DATE,</w:t>
+      </w:r>
+    </w:p>
+    <w:p>
+      <w:r>
+        <w:t xml:space="preserve">    City VARCHAR(50),</w:t>
+      </w:r>
+    </w:p>
+    <w:p>
+      <w:r>
+        <w:t xml:space="preserve">    Dept_ID INT,</w:t>
+      </w:r>
+    </w:p>
+    <w:p>
+      <w:r>
+        <w:t xml:space="preserve">    FOREIGN KEY (Dept_ID) REFERENCES Department(Dept_ID)</w:t>
       </w:r>
     </w:p>
     <w:p>
@@ -518,21 +401,8 @@
     </w:p>
     <w:p>
       <w:r>
-        <w:t xml:space="preserve">select </w:t>
-      </w:r>
-      <w:proofErr w:type="spellStart"/>
-      <w:r>
-        <w:t>emp_</w:t>
-      </w:r>
-      <w:proofErr w:type="gramStart"/>
-      <w:r>
-        <w:t>id,emp</w:t>
-      </w:r>
-      <w:proofErr w:type="gramEnd"/>
-      <w:r>
-        <w:t>_name,salary</w:t>
-      </w:r>
-      <w:proofErr w:type="spellEnd"/>
+        <w:t>select emp_id,emp_name,salary</w:t>
+      </w:r>
     </w:p>
     <w:p>
       <w:r>
@@ -541,13 +411,8 @@
     </w:p>
     <w:p>
       <w:r>
-        <w:t xml:space="preserve">order by salary </w:t>
-      </w:r>
-      <w:proofErr w:type="spellStart"/>
-      <w:r>
-        <w:t>desc</w:t>
-      </w:r>
-      <w:proofErr w:type="spellEnd"/>
+        <w:t>order by salary desc</w:t>
+      </w:r>
     </w:p>
     <w:p>
       <w:r>
@@ -610,34 +475,8 @@
     </w:p>
     <w:p>
       <w:r>
-        <w:t xml:space="preserve">select </w:t>
-      </w:r>
-      <w:proofErr w:type="spellStart"/>
-      <w:proofErr w:type="gramStart"/>
-      <w:r>
-        <w:t>d.dept</w:t>
-      </w:r>
-      <w:proofErr w:type="gramEnd"/>
-      <w:r>
-        <w:t>_name,count</w:t>
-      </w:r>
-      <w:proofErr w:type="spellEnd"/>
-      <w:r>
-        <w:t>(</w:t>
-      </w:r>
-      <w:proofErr w:type="spellStart"/>
-      <w:r>
-        <w:t>e.dept_id</w:t>
-      </w:r>
-      <w:proofErr w:type="spellEnd"/>
-      <w:r>
-        <w:t xml:space="preserve">) </w:t>
-      </w:r>
-      <w:proofErr w:type="spellStart"/>
-      <w:r>
-        <w:t>emp_counts</w:t>
-      </w:r>
-      <w:proofErr w:type="spellEnd"/>
+        <w:t>select d.dept_name,count(e.dept_id) emp_counts</w:t>
+      </w:r>
     </w:p>
     <w:p>
       <w:r>
@@ -645,39 +484,13 @@
       </w:r>
     </w:p>
     <w:p>
-      <w:proofErr w:type="spellStart"/>
-      <w:r>
-        <w:t xml:space="preserve">on </w:t>
-      </w:r>
-      <w:proofErr w:type="gramStart"/>
-      <w:r>
-        <w:t>e</w:t>
-      </w:r>
-      <w:proofErr w:type="spellEnd"/>
-      <w:r>
-        <w:t>.dept</w:t>
-      </w:r>
-      <w:proofErr w:type="gramEnd"/>
-      <w:r>
-        <w:t xml:space="preserve">_id = </w:t>
-      </w:r>
-      <w:proofErr w:type="spellStart"/>
-      <w:r>
-        <w:t>d.dept_id</w:t>
-      </w:r>
-      <w:proofErr w:type="spellEnd"/>
-    </w:p>
-    <w:p>
-      <w:r>
-        <w:t xml:space="preserve">group by </w:t>
-      </w:r>
-      <w:proofErr w:type="spellStart"/>
-      <w:r>
-        <w:t>dept_name</w:t>
-      </w:r>
-      <w:proofErr w:type="spellEnd"/>
-      <w:r>
-        <w:t>;</w:t>
+      <w:r>
+        <w:t>on e.dept_id = d.dept_id</w:t>
+      </w:r>
+    </w:p>
+    <w:p>
+      <w:r>
+        <w:t>group by dept_name;</w:t>
       </w:r>
     </w:p>
     <w:p/>
@@ -753,13 +566,8 @@
     </w:p>
     <w:p>
       <w:r>
-        <w:t xml:space="preserve">order by salary </w:t>
-      </w:r>
-      <w:proofErr w:type="spellStart"/>
-      <w:r>
-        <w:t>desc</w:t>
-      </w:r>
-      <w:proofErr w:type="spellEnd"/>
+        <w:t>order by salary desc</w:t>
+      </w:r>
     </w:p>
     <w:p>
       <w:r>
@@ -823,60 +631,18 @@
     </w:p>
     <w:p>
       <w:r>
-        <w:t xml:space="preserve">select </w:t>
-      </w:r>
-      <w:proofErr w:type="spellStart"/>
-      <w:r>
-        <w:t>emp_</w:t>
-      </w:r>
-      <w:proofErr w:type="gramStart"/>
-      <w:r>
-        <w:t>name,salary</w:t>
-      </w:r>
-      <w:proofErr w:type="spellEnd"/>
-      <w:proofErr w:type="gramEnd"/>
-      <w:r>
-        <w:t xml:space="preserve"> from employee e </w:t>
-      </w:r>
-    </w:p>
-    <w:p>
-      <w:r>
-        <w:t xml:space="preserve">where salary &gt; (select </w:t>
-      </w:r>
-      <w:proofErr w:type="spellStart"/>
-      <w:r>
-        <w:t>avg</w:t>
-      </w:r>
-      <w:proofErr w:type="spellEnd"/>
-      <w:r>
-        <w:t>(salary) from employee</w:t>
+        <w:t xml:space="preserve">select emp_name,salary from employee e </w:t>
+      </w:r>
+    </w:p>
+    <w:p>
+      <w:r>
+        <w:t>where salary &gt; (select avg(salary) from employee</w:t>
       </w:r>
     </w:p>
     <w:p>
       <w:r>
         <w:lastRenderedPageBreak/>
-        <w:t xml:space="preserve">where </w:t>
-      </w:r>
-      <w:proofErr w:type="spellStart"/>
-      <w:r>
-        <w:t>dept_id</w:t>
-      </w:r>
-      <w:proofErr w:type="spellEnd"/>
-      <w:r>
-        <w:t xml:space="preserve"> = </w:t>
-      </w:r>
-      <w:proofErr w:type="spellStart"/>
-      <w:proofErr w:type="gramStart"/>
-      <w:r>
-        <w:t>e.dept</w:t>
-      </w:r>
-      <w:proofErr w:type="gramEnd"/>
-      <w:r>
-        <w:t>_id</w:t>
-      </w:r>
-      <w:proofErr w:type="spellEnd"/>
-      <w:r>
-        <w:t>);</w:t>
+        <w:t>where dept_id = e.dept_id);</w:t>
       </w:r>
     </w:p>
     <w:p/>
@@ -945,29 +711,8 @@
       </w:r>
     </w:p>
     <w:p>
-      <w:proofErr w:type="spellStart"/>
-      <w:r>
-        <w:t xml:space="preserve">on </w:t>
-      </w:r>
-      <w:proofErr w:type="gramStart"/>
-      <w:r>
-        <w:t>e</w:t>
-      </w:r>
-      <w:proofErr w:type="spellEnd"/>
-      <w:r>
-        <w:t>.dept</w:t>
-      </w:r>
-      <w:proofErr w:type="gramEnd"/>
-      <w:r>
-        <w:t xml:space="preserve">_id = </w:t>
-      </w:r>
-      <w:proofErr w:type="spellStart"/>
-      <w:r>
-        <w:t>d.dept_id</w:t>
-      </w:r>
-      <w:proofErr w:type="spellEnd"/>
-      <w:r>
-        <w:t>;</w:t>
+      <w:r>
+        <w:t>on e.dept_id = d.dept_id;</w:t>
       </w:r>
     </w:p>
     <w:p/>
@@ -1036,29 +781,8 @@
       </w:r>
     </w:p>
     <w:p>
-      <w:proofErr w:type="spellStart"/>
-      <w:r>
-        <w:t xml:space="preserve">on </w:t>
-      </w:r>
-      <w:proofErr w:type="gramStart"/>
-      <w:r>
-        <w:t>e</w:t>
-      </w:r>
-      <w:proofErr w:type="spellEnd"/>
-      <w:r>
-        <w:t>.dept</w:t>
-      </w:r>
-      <w:proofErr w:type="gramEnd"/>
-      <w:r>
-        <w:t xml:space="preserve">_id = </w:t>
-      </w:r>
-      <w:proofErr w:type="spellStart"/>
-      <w:r>
-        <w:t>d.dept_id</w:t>
-      </w:r>
-      <w:proofErr w:type="spellEnd"/>
-      <w:r>
-        <w:t>;</w:t>
+      <w:r>
+        <w:t>on e.dept_id = d.dept_id;</w:t>
       </w:r>
     </w:p>
     <w:p/>
@@ -1118,36 +842,7 @@
     </w:p>
     <w:p>
       <w:r>
-        <w:t xml:space="preserve">select </w:t>
-      </w:r>
-      <w:proofErr w:type="spellStart"/>
-      <w:proofErr w:type="gramStart"/>
-      <w:r>
-        <w:t>d.dept</w:t>
-      </w:r>
-      <w:proofErr w:type="gramEnd"/>
-      <w:r>
-        <w:t>_name,count</w:t>
-      </w:r>
-      <w:proofErr w:type="spellEnd"/>
-      <w:r>
-        <w:t>(</w:t>
-      </w:r>
-      <w:proofErr w:type="spellStart"/>
-      <w:r>
-        <w:t>e.dept_id</w:t>
-      </w:r>
-      <w:proofErr w:type="spellEnd"/>
-      <w:r>
-        <w:t xml:space="preserve">) </w:t>
-      </w:r>
-      <w:proofErr w:type="spellStart"/>
-      <w:r>
-        <w:t>emp_count</w:t>
-      </w:r>
-      <w:proofErr w:type="spellEnd"/>
-      <w:r>
-        <w:t xml:space="preserve"> from employee e</w:t>
+        <w:t>select d.dept_name,count(e.dept_id) emp_count from employee e</w:t>
       </w:r>
     </w:p>
     <w:p>
@@ -1156,54 +851,18 @@
       </w:r>
     </w:p>
     <w:p>
-      <w:proofErr w:type="spellStart"/>
-      <w:r>
-        <w:t xml:space="preserve">on </w:t>
-      </w:r>
-      <w:proofErr w:type="gramStart"/>
-      <w:r>
-        <w:t>e</w:t>
-      </w:r>
-      <w:proofErr w:type="spellEnd"/>
-      <w:r>
-        <w:t>.dept</w:t>
-      </w:r>
-      <w:proofErr w:type="gramEnd"/>
-      <w:r>
-        <w:t xml:space="preserve">_id = </w:t>
-      </w:r>
-      <w:proofErr w:type="spellStart"/>
-      <w:r>
-        <w:t>d.dept_id</w:t>
-      </w:r>
-      <w:proofErr w:type="spellEnd"/>
-    </w:p>
-    <w:p>
-      <w:r>
-        <w:t xml:space="preserve">group by </w:t>
-      </w:r>
-      <w:proofErr w:type="spellStart"/>
-      <w:proofErr w:type="gramStart"/>
-      <w:r>
-        <w:t>d.dept</w:t>
-      </w:r>
-      <w:proofErr w:type="gramEnd"/>
-      <w:r>
-        <w:t>_name</w:t>
-      </w:r>
-      <w:proofErr w:type="spellEnd"/>
-    </w:p>
-    <w:p>
-      <w:r>
-        <w:t xml:space="preserve">having </w:t>
-      </w:r>
-      <w:proofErr w:type="spellStart"/>
-      <w:r>
-        <w:t>emp_count</w:t>
-      </w:r>
-      <w:proofErr w:type="spellEnd"/>
-      <w:r>
-        <w:t xml:space="preserve"> &gt; 2;</w:t>
+      <w:r>
+        <w:t>on e.dept_id = d.dept_id</w:t>
+      </w:r>
+    </w:p>
+    <w:p>
+      <w:r>
+        <w:t>group by d.dept_name</w:t>
+      </w:r>
+    </w:p>
+    <w:p>
+      <w:r>
+        <w:t>having emp_count &gt; 2;</w:t>
       </w:r>
     </w:p>
     <w:p/>
@@ -1264,57 +923,12 @@
     </w:p>
     <w:p>
       <w:r>
-        <w:t xml:space="preserve">Select </w:t>
-      </w:r>
-      <w:proofErr w:type="spellStart"/>
-      <w:r>
-        <w:t>emp_</w:t>
-      </w:r>
-      <w:proofErr w:type="gramStart"/>
-      <w:r>
-        <w:t>name,hire</w:t>
-      </w:r>
-      <w:proofErr w:type="gramEnd"/>
-      <w:r>
-        <w:t>_date</w:t>
-      </w:r>
-      <w:proofErr w:type="spellEnd"/>
-      <w:r>
-        <w:t xml:space="preserve"> from employee</w:t>
-      </w:r>
-    </w:p>
-    <w:p>
-      <w:r>
-        <w:t xml:space="preserve">where </w:t>
-      </w:r>
-      <w:proofErr w:type="spellStart"/>
-      <w:r>
-        <w:t>hire_date</w:t>
-      </w:r>
-      <w:proofErr w:type="spellEnd"/>
-      <w:r>
-        <w:t xml:space="preserve"> &gt;= </w:t>
-      </w:r>
-      <w:proofErr w:type="spellStart"/>
-      <w:r>
-        <w:t>date_sub</w:t>
-      </w:r>
-      <w:proofErr w:type="spellEnd"/>
-      <w:r>
-        <w:t>(</w:t>
-      </w:r>
-      <w:proofErr w:type="spellStart"/>
-      <w:proofErr w:type="gramStart"/>
-      <w:r>
-        <w:t>curdate</w:t>
-      </w:r>
-      <w:proofErr w:type="spellEnd"/>
-      <w:r>
-        <w:t>(</w:t>
-      </w:r>
-      <w:proofErr w:type="gramEnd"/>
-      <w:r>
-        <w:t>),interval 6 month);</w:t>
+        <w:t>Select emp_name,hire_date from employee</w:t>
+      </w:r>
+    </w:p>
+    <w:p>
+      <w:r>
+        <w:t>where hire_date &gt;= date_sub(curdate(),interval 6 month);</w:t>
       </w:r>
     </w:p>
     <w:p/>
@@ -1390,29 +1004,8 @@
     </w:p>
     <w:p>
       <w:r>
-        <w:t xml:space="preserve">SELECT </w:t>
-      </w:r>
-      <w:proofErr w:type="spellStart"/>
-      <w:r>
-        <w:t>Emp_</w:t>
-      </w:r>
-      <w:proofErr w:type="gramStart"/>
-      <w:r>
-        <w:t>Name,Salary</w:t>
-      </w:r>
-      <w:proofErr w:type="gramEnd"/>
-      <w:r>
-        <w:t>,Hire_Date,Dept_ID,COUNT</w:t>
-      </w:r>
-      <w:proofErr w:type="spellEnd"/>
-      <w:r>
-        <w:t xml:space="preserve">(*) AS </w:t>
-      </w:r>
-      <w:proofErr w:type="spellStart"/>
-      <w:r>
-        <w:t>Duplicate_Count</w:t>
-      </w:r>
-      <w:proofErr w:type="spellEnd"/>
+        <w:t>SELECT Emp_Name,Salary,Hire_Date,Dept_ID,COUNT(*) AS Duplicate_Count</w:t>
+      </w:r>
     </w:p>
     <w:p>
       <w:r>
@@ -1421,41 +1014,12 @@
     </w:p>
     <w:p>
       <w:r>
-        <w:t xml:space="preserve">GROUP BY </w:t>
-      </w:r>
-      <w:proofErr w:type="spellStart"/>
-      <w:r>
-        <w:t>Emp_Name</w:t>
-      </w:r>
-      <w:proofErr w:type="spellEnd"/>
-      <w:r>
-        <w:t xml:space="preserve">, Salary, </w:t>
-      </w:r>
-      <w:proofErr w:type="spellStart"/>
-      <w:r>
-        <w:t>Hire_Date</w:t>
-      </w:r>
-      <w:proofErr w:type="spellEnd"/>
-      <w:r>
-        <w:t xml:space="preserve">, </w:t>
-      </w:r>
-      <w:proofErr w:type="spellStart"/>
-      <w:r>
-        <w:t>Dept_ID</w:t>
-      </w:r>
-      <w:proofErr w:type="spellEnd"/>
-    </w:p>
-    <w:p>
-      <w:r>
-        <w:t xml:space="preserve">HAVING </w:t>
-      </w:r>
-      <w:proofErr w:type="gramStart"/>
-      <w:r>
-        <w:t>COUNT(</w:t>
-      </w:r>
-      <w:proofErr w:type="gramEnd"/>
-      <w:r>
-        <w:t>*) &gt; 1;</w:t>
+        <w:t>GROUP BY Emp_Name, Salary, Hire_Date, Dept_ID</w:t>
+      </w:r>
+    </w:p>
+    <w:p>
+      <w:r>
+        <w:t>HAVING COUNT(*) &gt; 1;</w:t>
       </w:r>
     </w:p>
     <w:p/>
@@ -1532,67 +1096,27 @@
     </w:p>
     <w:p>
       <w:r>
-        <w:t>ON e</w:t>
-      </w:r>
-      <w:proofErr w:type="gramStart"/>
-      <w:r>
-        <w:t>1.Emp</w:t>
-      </w:r>
-      <w:proofErr w:type="gramEnd"/>
-      <w:r>
-        <w:t>_Name = e2.Emp_Name</w:t>
-      </w:r>
-    </w:p>
-    <w:p>
-      <w:r>
-        <w:t>AND e</w:t>
-      </w:r>
-      <w:proofErr w:type="gramStart"/>
-      <w:r>
-        <w:t>1.Salary</w:t>
-      </w:r>
-      <w:proofErr w:type="gramEnd"/>
-      <w:r>
-        <w:t xml:space="preserve"> = e2.Salary</w:t>
-      </w:r>
-    </w:p>
-    <w:p>
-      <w:r>
-        <w:t>AND e</w:t>
-      </w:r>
-      <w:proofErr w:type="gramStart"/>
-      <w:r>
-        <w:t>1.Hire</w:t>
-      </w:r>
-      <w:proofErr w:type="gramEnd"/>
-      <w:r>
-        <w:t>_Date = e2.Hire_Date</w:t>
-      </w:r>
-    </w:p>
-    <w:p>
-      <w:r>
-        <w:t>AND e</w:t>
-      </w:r>
-      <w:proofErr w:type="gramStart"/>
-      <w:r>
-        <w:t>1.Dept</w:t>
-      </w:r>
-      <w:proofErr w:type="gramEnd"/>
-      <w:r>
-        <w:t>_ID = e2.Dept_ID</w:t>
-      </w:r>
-    </w:p>
-    <w:p>
-      <w:r>
-        <w:t>AND e</w:t>
-      </w:r>
-      <w:proofErr w:type="gramStart"/>
-      <w:r>
-        <w:t>1.Emp</w:t>
-      </w:r>
-      <w:proofErr w:type="gramEnd"/>
-      <w:r>
-        <w:t>_ID &gt; e2.Emp_ID;</w:t>
+        <w:t>ON e1.Emp_Name = e2.Emp_Name</w:t>
+      </w:r>
+    </w:p>
+    <w:p>
+      <w:r>
+        <w:t>AND e1.Salary = e2.Salary</w:t>
+      </w:r>
+    </w:p>
+    <w:p>
+      <w:r>
+        <w:t>AND e1.Hire_Date = e2.Hire_Date</w:t>
+      </w:r>
+    </w:p>
+    <w:p>
+      <w:r>
+        <w:t>AND e1.Dept_ID = e2.Dept_ID</w:t>
+      </w:r>
+    </w:p>
+    <w:p>
+      <w:r>
+        <w:t>AND e1.Emp_ID &gt; e2.Emp_ID;</w:t>
       </w:r>
     </w:p>
     <w:p/>
@@ -1621,23 +1145,7 @@
     </w:p>
     <w:p>
       <w:r>
-        <w:t>(</w:t>
-      </w:r>
-      <w:proofErr w:type="spellStart"/>
-      <w:r>
-        <w:t>emp_</w:t>
-      </w:r>
-      <w:proofErr w:type="gramStart"/>
-      <w:r>
-        <w:t>id,emp</w:t>
-      </w:r>
-      <w:proofErr w:type="gramEnd"/>
-      <w:r>
-        <w:t>_name,salary,hire_date,city,dept_id</w:t>
-      </w:r>
-      <w:proofErr w:type="spellEnd"/>
-      <w:r>
-        <w:t>)</w:t>
+        <w:t>(emp_id,emp_name,salary,hire_date,city,dept_id)</w:t>
       </w:r>
     </w:p>
     <w:p>
@@ -1684,63 +1192,13 @@
     </w:p>
     <w:p>
       <w:r>
-        <w:t xml:space="preserve">select </w:t>
-      </w:r>
-      <w:proofErr w:type="spellStart"/>
-      <w:r>
-        <w:t>emp_</w:t>
-      </w:r>
-      <w:proofErr w:type="gramStart"/>
-      <w:r>
-        <w:t>id,emp</w:t>
-      </w:r>
-      <w:proofErr w:type="gramEnd"/>
-      <w:r>
-        <w:t>_name,salary</w:t>
-      </w:r>
-      <w:proofErr w:type="spellEnd"/>
-      <w:r>
-        <w:t>,</w:t>
-      </w:r>
-    </w:p>
-    <w:p>
-      <w:proofErr w:type="spellStart"/>
-      <w:r>
-        <w:t>row_</w:t>
-      </w:r>
-      <w:proofErr w:type="gramStart"/>
-      <w:r>
-        <w:t>number</w:t>
-      </w:r>
-      <w:proofErr w:type="spellEnd"/>
-      <w:r>
-        <w:t>(</w:t>
-      </w:r>
-      <w:proofErr w:type="gramEnd"/>
-      <w:r>
-        <w:t xml:space="preserve">) over(partition by </w:t>
-      </w:r>
-      <w:proofErr w:type="spellStart"/>
-      <w:r>
-        <w:t>dept_id</w:t>
-      </w:r>
-      <w:proofErr w:type="spellEnd"/>
-      <w:r>
-        <w:t xml:space="preserve"> order by </w:t>
-      </w:r>
-      <w:proofErr w:type="spellStart"/>
-      <w:r>
-        <w:t>emp_id</w:t>
-      </w:r>
-      <w:proofErr w:type="spellEnd"/>
-      <w:r>
-        <w:t xml:space="preserve">) as </w:t>
-      </w:r>
-      <w:proofErr w:type="spellStart"/>
-      <w:r>
-        <w:t>row_no</w:t>
-      </w:r>
-      <w:proofErr w:type="spellEnd"/>
+        <w:t>select emp_id,emp_name,salary,</w:t>
+      </w:r>
+    </w:p>
+    <w:p>
+      <w:r>
+        <w:t>row_number() over(partition by dept_id order by emp_id) as row_no</w:t>
+      </w:r>
     </w:p>
     <w:p>
       <w:r>
@@ -1790,61 +1248,22 @@
     <w:p/>
     <w:p>
       <w:r>
-        <w:t xml:space="preserve">select </w:t>
-      </w:r>
-      <w:proofErr w:type="spellStart"/>
-      <w:r>
-        <w:t>emp_</w:t>
-      </w:r>
-      <w:proofErr w:type="gramStart"/>
-      <w:r>
-        <w:t>id,emp</w:t>
-      </w:r>
-      <w:proofErr w:type="gramEnd"/>
-      <w:r>
-        <w:t>_name,salary</w:t>
-      </w:r>
-      <w:proofErr w:type="spellEnd"/>
-      <w:r>
-        <w:t>,</w:t>
-      </w:r>
-    </w:p>
-    <w:p>
-      <w:proofErr w:type="gramStart"/>
-      <w:r>
-        <w:t>RANK(</w:t>
-      </w:r>
-      <w:proofErr w:type="gramEnd"/>
-      <w:r>
-        <w:t>) over</w:t>
+        <w:t>select emp_id,emp_name,salary,</w:t>
+      </w:r>
+    </w:p>
+    <w:p>
+      <w:r>
+        <w:t>RANK() over</w:t>
       </w:r>
       <w:r>
         <w:tab/>
-        <w:t xml:space="preserve">(order by salary </w:t>
-      </w:r>
-      <w:proofErr w:type="spellStart"/>
-      <w:r>
-        <w:t>desc</w:t>
-      </w:r>
-      <w:proofErr w:type="spellEnd"/>
-      <w:r>
-        <w:t xml:space="preserve">) as </w:t>
-      </w:r>
-      <w:proofErr w:type="spellStart"/>
-      <w:r>
-        <w:t>emp_rank</w:t>
-      </w:r>
-      <w:proofErr w:type="spellEnd"/>
-    </w:p>
-    <w:p>
-      <w:r>
-        <w:t xml:space="preserve">from </w:t>
-      </w:r>
-      <w:proofErr w:type="gramStart"/>
-      <w:r>
-        <w:t>employee ;</w:t>
-      </w:r>
-      <w:proofErr w:type="gramEnd"/>
+        <w:t>(order by salary desc) as emp_rank</w:t>
+      </w:r>
+    </w:p>
+    <w:p>
+      <w:r>
+        <w:t>from employee ;</w:t>
+      </w:r>
     </w:p>
     <w:p/>
     <w:p>
@@ -1893,69 +1312,22 @@
     <w:p>
       <w:r>
         <w:lastRenderedPageBreak/>
-        <w:t xml:space="preserve">select </w:t>
-      </w:r>
-      <w:proofErr w:type="spellStart"/>
-      <w:r>
-        <w:t>emp_</w:t>
-      </w:r>
-      <w:proofErr w:type="gramStart"/>
-      <w:r>
-        <w:t>id,emp</w:t>
-      </w:r>
-      <w:proofErr w:type="gramEnd"/>
-      <w:r>
-        <w:t>_name,salary</w:t>
-      </w:r>
-      <w:proofErr w:type="spellEnd"/>
-      <w:r>
-        <w:t>,</w:t>
-      </w:r>
-    </w:p>
-    <w:p>
-      <w:proofErr w:type="spellStart"/>
-      <w:r>
-        <w:t>dense_</w:t>
-      </w:r>
-      <w:proofErr w:type="gramStart"/>
-      <w:r>
-        <w:t>rank</w:t>
-      </w:r>
-      <w:proofErr w:type="spellEnd"/>
-      <w:r>
-        <w:t>(</w:t>
-      </w:r>
-      <w:proofErr w:type="gramEnd"/>
-      <w:r>
-        <w:t>) over</w:t>
+        <w:t>select emp_id,emp_name,salary,</w:t>
+      </w:r>
+    </w:p>
+    <w:p>
+      <w:r>
+        <w:t>dense_rank() over</w:t>
       </w:r>
       <w:r>
         <w:tab/>
-        <w:t xml:space="preserve">(order by salary </w:t>
-      </w:r>
-      <w:proofErr w:type="spellStart"/>
-      <w:r>
-        <w:t>desc</w:t>
-      </w:r>
-      <w:proofErr w:type="spellEnd"/>
-      <w:r>
-        <w:t xml:space="preserve">) as </w:t>
-      </w:r>
-      <w:proofErr w:type="spellStart"/>
-      <w:r>
-        <w:t>emp_rank_DENSE</w:t>
-      </w:r>
-      <w:proofErr w:type="spellEnd"/>
-    </w:p>
-    <w:p>
-      <w:r>
-        <w:t xml:space="preserve">from </w:t>
-      </w:r>
-      <w:proofErr w:type="gramStart"/>
-      <w:r>
-        <w:t>employee ;</w:t>
-      </w:r>
-      <w:proofErr w:type="gramEnd"/>
+        <w:t>(order by salary desc) as emp_rank_DENSE</w:t>
+      </w:r>
+    </w:p>
+    <w:p>
+      <w:r>
+        <w:t>from employee ;</w:t>
+      </w:r>
     </w:p>
     <w:p/>
     <w:p>
@@ -2000,64 +1372,22 @@
     <w:p/>
     <w:p>
       <w:r>
-        <w:t xml:space="preserve">select </w:t>
-      </w:r>
-      <w:proofErr w:type="spellStart"/>
-      <w:r>
-        <w:t>emp_</w:t>
-      </w:r>
-      <w:proofErr w:type="gramStart"/>
-      <w:r>
-        <w:t>id,emp</w:t>
-      </w:r>
-      <w:proofErr w:type="gramEnd"/>
-      <w:r>
-        <w:t>_name,salary</w:t>
-      </w:r>
-      <w:proofErr w:type="spellEnd"/>
-      <w:r>
-        <w:t>,</w:t>
-      </w:r>
-    </w:p>
-    <w:p>
-      <w:r>
-        <w:t>lag(</w:t>
-      </w:r>
-      <w:proofErr w:type="spellStart"/>
-      <w:r>
-        <w:t>hire_date</w:t>
-      </w:r>
-      <w:proofErr w:type="spellEnd"/>
-      <w:r>
-        <w:t>) over</w:t>
+        <w:t>select emp_id,emp_name,salary,</w:t>
+      </w:r>
+    </w:p>
+    <w:p>
+      <w:r>
+        <w:t>lag(hire_date) over</w:t>
       </w:r>
       <w:r>
         <w:tab/>
-        <w:t xml:space="preserve">(order by </w:t>
-      </w:r>
-      <w:proofErr w:type="spellStart"/>
-      <w:r>
-        <w:t>Hire_date</w:t>
-      </w:r>
-      <w:proofErr w:type="spellEnd"/>
-      <w:r>
-        <w:t xml:space="preserve">) as </w:t>
-      </w:r>
-      <w:proofErr w:type="spellStart"/>
-      <w:r>
-        <w:t>emp_lag</w:t>
-      </w:r>
-      <w:proofErr w:type="spellEnd"/>
-    </w:p>
-    <w:p>
-      <w:r>
-        <w:t xml:space="preserve">from </w:t>
-      </w:r>
-      <w:proofErr w:type="gramStart"/>
-      <w:r>
-        <w:t>employee ;</w:t>
-      </w:r>
-      <w:proofErr w:type="gramEnd"/>
+        <w:t>(order by Hire_date) as emp_lag</w:t>
+      </w:r>
+    </w:p>
+    <w:p>
+      <w:r>
+        <w:t>from employee ;</w:t>
+      </w:r>
     </w:p>
     <w:p/>
     <w:p>
@@ -2102,67 +1432,25 @@
     <w:p/>
     <w:p>
       <w:r>
-        <w:t xml:space="preserve">select </w:t>
-      </w:r>
-      <w:proofErr w:type="spellStart"/>
-      <w:r>
-        <w:t>emp_</w:t>
-      </w:r>
-      <w:proofErr w:type="gramStart"/>
-      <w:r>
-        <w:t>id,emp</w:t>
-      </w:r>
-      <w:proofErr w:type="gramEnd"/>
-      <w:r>
-        <w:t>_name,salary</w:t>
-      </w:r>
-      <w:proofErr w:type="spellEnd"/>
-      <w:r>
-        <w:t>,</w:t>
-      </w:r>
-    </w:p>
-    <w:p>
-      <w:r>
-        <w:t>lead(</w:t>
-      </w:r>
-      <w:proofErr w:type="spellStart"/>
-      <w:r>
-        <w:t>hire_date</w:t>
-      </w:r>
-      <w:proofErr w:type="spellEnd"/>
-      <w:r>
-        <w:t>) over</w:t>
+        <w:t>select emp_id,emp_name,salary,</w:t>
+      </w:r>
+    </w:p>
+    <w:p>
+      <w:r>
+        <w:t>lead(hire_date) over</w:t>
       </w:r>
       <w:r>
         <w:tab/>
-        <w:t xml:space="preserve">(order by </w:t>
-      </w:r>
-      <w:proofErr w:type="spellStart"/>
-      <w:r>
-        <w:t>Hire_date</w:t>
-      </w:r>
-      <w:proofErr w:type="spellEnd"/>
-      <w:r>
-        <w:t xml:space="preserve">) as </w:t>
-      </w:r>
-      <w:proofErr w:type="spellStart"/>
-      <w:r>
-        <w:t>emp_l</w:t>
+        <w:t>(order by Hire_date) as emp_l</w:t>
       </w:r>
       <w:r>
         <w:t>ead</w:t>
       </w:r>
-      <w:proofErr w:type="spellEnd"/>
-    </w:p>
-    <w:p>
-      <w:r>
-        <w:t xml:space="preserve">from </w:t>
-      </w:r>
-      <w:proofErr w:type="gramStart"/>
-      <w:r>
-        <w:t>employee ;</w:t>
-      </w:r>
-      <w:proofErr w:type="gramEnd"/>
+    </w:p>
+    <w:p>
+      <w:r>
+        <w:t>from employee ;</w:t>
+      </w:r>
     </w:p>
     <w:p/>
     <w:p>
@@ -2213,23 +1501,7 @@
     </w:p>
     <w:p>
       <w:r>
-        <w:t xml:space="preserve">select </w:t>
-      </w:r>
-      <w:proofErr w:type="spellStart"/>
-      <w:r>
-        <w:t>emp_</w:t>
-      </w:r>
-      <w:proofErr w:type="gramStart"/>
-      <w:r>
-        <w:t>id,emp</w:t>
-      </w:r>
-      <w:proofErr w:type="gramEnd"/>
-      <w:r>
-        <w:t>_name,salary</w:t>
-      </w:r>
-      <w:proofErr w:type="spellEnd"/>
-      <w:r>
-        <w:t>,</w:t>
+        <w:t>select emp_id,emp_name,salary,</w:t>
       </w:r>
     </w:p>
     <w:p>
@@ -2259,13 +1531,8 @@
     </w:p>
     <w:p>
       <w:r>
-        <w:t xml:space="preserve">end as </w:t>
-      </w:r>
-      <w:proofErr w:type="spellStart"/>
-      <w:r>
-        <w:t>salary_category</w:t>
-      </w:r>
-      <w:proofErr w:type="spellEnd"/>
+        <w:t>end as salary_category</w:t>
+      </w:r>
     </w:p>
     <w:p>
       <w:r>
@@ -2320,34 +1587,13 @@
     </w:p>
     <w:p>
       <w:r>
-        <w:t xml:space="preserve">create view </w:t>
-      </w:r>
-      <w:proofErr w:type="spellStart"/>
-      <w:r>
-        <w:t>punes_emp</w:t>
-      </w:r>
-      <w:proofErr w:type="spellEnd"/>
-      <w:r>
-        <w:t xml:space="preserve"> as</w:t>
-      </w:r>
-    </w:p>
-    <w:p>
-      <w:r>
-        <w:t xml:space="preserve">Select </w:t>
-      </w:r>
-      <w:proofErr w:type="spellStart"/>
-      <w:r>
-        <w:t>Emp_</w:t>
-      </w:r>
-      <w:proofErr w:type="gramStart"/>
-      <w:r>
-        <w:t>id,Emp</w:t>
-      </w:r>
-      <w:proofErr w:type="gramEnd"/>
-      <w:r>
-        <w:t>_name,Salary,city</w:t>
-      </w:r>
-      <w:proofErr w:type="spellEnd"/>
+        <w:t>create view punes_emp as</w:t>
+      </w:r>
+    </w:p>
+    <w:p>
+      <w:r>
+        <w:t>Select Emp_id,Emp_name,Salary,city</w:t>
+      </w:r>
     </w:p>
     <w:p>
       <w:r>
@@ -2362,21 +1608,8 @@
     <w:p/>
     <w:p>
       <w:r>
-        <w:t xml:space="preserve">select * from </w:t>
-      </w:r>
-      <w:proofErr w:type="spellStart"/>
-      <w:r>
-        <w:t>punes_</w:t>
-      </w:r>
-      <w:proofErr w:type="gramStart"/>
-      <w:r>
-        <w:t>emp</w:t>
-      </w:r>
-      <w:proofErr w:type="spellEnd"/>
-      <w:r>
-        <w:t xml:space="preserve"> ;</w:t>
-      </w:r>
-      <w:proofErr w:type="gramEnd"/>
+        <w:t>select * from punes_emp ;</w:t>
+      </w:r>
     </w:p>
     <w:p/>
     <w:p>
@@ -2421,34 +1654,13 @@
     <w:p/>
     <w:p>
       <w:r>
-        <w:t xml:space="preserve">create view </w:t>
-      </w:r>
-      <w:proofErr w:type="spellStart"/>
-      <w:r>
-        <w:t>emp_pune_mumbai</w:t>
-      </w:r>
-      <w:proofErr w:type="spellEnd"/>
-      <w:r>
-        <w:t xml:space="preserve"> as</w:t>
-      </w:r>
-    </w:p>
-    <w:p>
-      <w:r>
-        <w:t xml:space="preserve">select </w:t>
-      </w:r>
-      <w:proofErr w:type="spellStart"/>
-      <w:r>
-        <w:t>emp_</w:t>
-      </w:r>
-      <w:proofErr w:type="gramStart"/>
-      <w:r>
-        <w:t>id,emp</w:t>
-      </w:r>
-      <w:proofErr w:type="gramEnd"/>
-      <w:r>
-        <w:t>_name,salary,city</w:t>
-      </w:r>
-      <w:proofErr w:type="spellEnd"/>
+        <w:t>create view emp_pune_mumbai as</w:t>
+      </w:r>
+    </w:p>
+    <w:p>
+      <w:r>
+        <w:t>select emp_id,emp_name,salary,city</w:t>
+      </w:r>
     </w:p>
     <w:p>
       <w:r>
@@ -2457,15 +1669,7 @@
     </w:p>
     <w:p>
       <w:r>
-        <w:t>where salary between 60000 and 80000 and city in ('</w:t>
-      </w:r>
-      <w:proofErr w:type="spellStart"/>
-      <w:r>
-        <w:t>Pune','Mumbai</w:t>
-      </w:r>
-      <w:proofErr w:type="spellEnd"/>
-      <w:r>
-        <w:t>');</w:t>
+        <w:t>where salary between 60000 and 80000 and city in ('Pune','Mumbai');</w:t>
       </w:r>
     </w:p>
     <w:p/>
@@ -2479,15 +1683,7 @@
     <w:p>
       <w:r>
         <w:lastRenderedPageBreak/>
-        <w:t xml:space="preserve">select * from </w:t>
-      </w:r>
-      <w:proofErr w:type="spellStart"/>
-      <w:r>
-        <w:t>emp_pune_mumbai</w:t>
-      </w:r>
-      <w:proofErr w:type="spellEnd"/>
-      <w:r>
-        <w:t>;</w:t>
+        <w:t>select * from emp_pune_mumbai;</w:t>
       </w:r>
     </w:p>
     <w:p/>
@@ -2537,6 +1733,154 @@
       </w:r>
     </w:p>
     <w:p/>
+    <w:p>
+      <w:r>
+        <w:t xml:space="preserve">select *from employee; </w:t>
+      </w:r>
+    </w:p>
+    <w:p/>
+    <w:p>
+      <w:r>
+        <w:t>delimiter //</w:t>
+      </w:r>
+    </w:p>
+    <w:p>
+      <w:r>
+        <w:t>create trigger after_add_data</w:t>
+      </w:r>
+    </w:p>
+    <w:p>
+      <w:r>
+        <w:t>before insert</w:t>
+      </w:r>
+    </w:p>
+    <w:p>
+      <w:r>
+        <w:t>on employee</w:t>
+      </w:r>
+    </w:p>
+    <w:p>
+      <w:r>
+        <w:t>for each row</w:t>
+      </w:r>
+    </w:p>
+    <w:p>
+      <w:r>
+        <w:t xml:space="preserve">begin </w:t>
+      </w:r>
+    </w:p>
+    <w:p>
+      <w:r>
+        <w:t>set new.salary_hike = new.salary * 0.2;</w:t>
+      </w:r>
+    </w:p>
+    <w:p>
+      <w:r>
+        <w:t>end  //</w:t>
+      </w:r>
+    </w:p>
+    <w:p>
+      <w:r>
+        <w:t>delimiter ;</w:t>
+      </w:r>
+    </w:p>
+    <w:p/>
+    <w:p/>
+    <w:p>
+      <w:r>
+        <w:t>alter table employee add column salary_hike int;</w:t>
+      </w:r>
+    </w:p>
+    <w:p>
+      <w:r>
+        <w:t>alter table employee modify column salary_hike int default 0;</w:t>
+      </w:r>
+    </w:p>
+    <w:p/>
+    <w:p>
+      <w:r>
+        <w:t>INSERT INTO Employee</w:t>
+      </w:r>
+    </w:p>
+    <w:p>
+      <w:r>
+        <w:t>(Emp_ID, Emp_Name, Salary, Hire_Date, City, Dept_ID)</w:t>
+      </w:r>
+    </w:p>
+    <w:p>
+      <w:r>
+        <w:t>VALUES</w:t>
+      </w:r>
+    </w:p>
+    <w:p>
+      <w:r>
+        <w:t>(20,'Chirag Rao',37000,'2026-08-18','Jalna',102);</w:t>
+      </w:r>
+    </w:p>
+    <w:p/>
+    <w:p>
+      <w:r>
+        <w:t>show triggers;</w:t>
+      </w:r>
+    </w:p>
+    <w:p/>
+    <w:p>
+      <w:r>
+        <w:t>update employee set salary = 48000 where emp_id = 18;</w:t>
+      </w:r>
+    </w:p>
+    <w:p/>
+    <w:p>
+      <w:r>
+        <w:t xml:space="preserve">select *from employee; </w:t>
+      </w:r>
+    </w:p>
+    <w:p/>
+    <w:p>
+      <w:r>
+        <w:t>-- update trigger</w:t>
+      </w:r>
+    </w:p>
+    <w:p>
+      <w:r>
+        <w:t>delimiter //</w:t>
+      </w:r>
+    </w:p>
+    <w:p>
+      <w:r>
+        <w:t>create trigger before_update_data</w:t>
+      </w:r>
+    </w:p>
+    <w:p>
+      <w:r>
+        <w:t xml:space="preserve">before update </w:t>
+      </w:r>
+    </w:p>
+    <w:p>
+      <w:r>
+        <w:t>on employee for each row</w:t>
+      </w:r>
+    </w:p>
+    <w:p>
+      <w:r>
+        <w:t>begin</w:t>
+      </w:r>
+    </w:p>
+    <w:p>
+      <w:r>
+        <w:t>set new.salary_hike = new.salary * 0.2;</w:t>
+      </w:r>
+    </w:p>
+    <w:p>
+      <w:r>
+        <w:t>end //</w:t>
+      </w:r>
+    </w:p>
+    <w:p>
+      <w:r>
+        <w:t>delimiter ;</w:t>
+      </w:r>
+    </w:p>
     <w:sectPr>
       <w:pgSz w:w="11906" w:h="16838"/>
       <w:pgMar w:top="851" w:right="1440" w:bottom="993" w:left="1440" w:header="708" w:footer="708" w:gutter="0"/>
